--- a/Incomplete/S3.docx
+++ b/Incomplete/S3.docx
@@ -766,6 +766,7 @@
     <w:p>
       <w:pPr>
         <w:rPr>
+          <w:rFonts w:asciiTheme="majorHAnsi" w:hAnsiTheme="majorHAnsi" w:cstheme="majorHAnsi"/>
           <w:b/>
           <w:bCs/>
           <w:sz w:val="20"/>
@@ -775,6 +776,7 @@
       </w:pPr>
       <w:r>
         <w:rPr>
+          <w:rFonts w:asciiTheme="majorHAnsi" w:hAnsiTheme="majorHAnsi" w:cstheme="majorHAnsi"/>
           <w:b/>
           <w:bCs/>
           <w:sz w:val="20"/>
@@ -935,6 +937,7 @@
     </w:p>
     <w:p>
       <w:pPr>
+        <w:pStyle w:val="ListParagraph"/>
         <w:rPr>
           <w:sz w:val="20"/>
           <w:szCs w:val="20"/>
@@ -944,12 +947,816 @@
     <w:p>
       <w:pPr>
         <w:pStyle w:val="ListParagraph"/>
+        <w:numPr>
+          <w:ilvl w:val="0"/>
+          <w:numId w:val="24"/>
+        </w:numPr>
+        <w:rPr>
+          <w:rFonts w:asciiTheme="majorHAnsi" w:hAnsiTheme="majorHAnsi" w:cstheme="majorHAnsi"/>
+          <w:b/>
+          <w:bCs/>
+          <w:szCs w:val="24"/>
+        </w:rPr>
+      </w:pPr>
+      <w:r>
+        <w:rPr>
+          <w:rFonts w:asciiTheme="majorHAnsi" w:hAnsiTheme="majorHAnsi" w:cstheme="majorHAnsi"/>
+          <w:b/>
+          <w:bCs/>
+          <w:szCs w:val="24"/>
+        </w:rPr>
+        <w:t>Event Notifications</w:t>
+      </w:r>
+    </w:p>
+    <w:p>
+      <w:pPr>
+        <w:pStyle w:val="ListParagraph"/>
+        <w:numPr>
+          <w:ilvl w:val="0"/>
+          <w:numId w:val="25"/>
+        </w:numPr>
+        <w:rPr>
+          <w:b/>
+          <w:bCs/>
+          <w:sz w:val="20"/>
+          <w:szCs w:val="20"/>
+        </w:rPr>
+      </w:pPr>
+      <w:r>
+        <w:rPr>
+          <w:b/>
+          <w:bCs/>
+          <w:sz w:val="20"/>
+          <w:szCs w:val="20"/>
+        </w:rPr>
+        <w:t>What are Event Notifications?</w:t>
+      </w:r>
+    </w:p>
+    <w:p>
+      <w:pPr>
+        <w:pStyle w:val="ListParagraph"/>
+        <w:numPr>
+          <w:ilvl w:val="0"/>
+          <w:numId w:val="20"/>
+        </w:numPr>
+        <w:rPr>
+          <w:sz w:val="20"/>
+          <w:szCs w:val="20"/>
+        </w:rPr>
+      </w:pPr>
+      <w:r>
+        <w:rPr>
+          <w:sz w:val="20"/>
+          <w:szCs w:val="20"/>
+        </w:rPr>
+        <w:t xml:space="preserve">Amazon S3 can send notifications when specific events occur in your bucket, such as object creation or deletion. </w:t>
+      </w:r>
+    </w:p>
+    <w:p>
+      <w:pPr>
+        <w:pStyle w:val="ListParagraph"/>
+        <w:numPr>
+          <w:ilvl w:val="0"/>
+          <w:numId w:val="20"/>
+        </w:numPr>
+        <w:rPr>
+          <w:b/>
+          <w:bCs/>
+          <w:sz w:val="20"/>
+          <w:szCs w:val="20"/>
+        </w:rPr>
+      </w:pPr>
+      <w:r>
+        <w:rPr>
+          <w:sz w:val="20"/>
+          <w:szCs w:val="20"/>
+        </w:rPr>
+        <w:t>These notifications can be sent to Amazon Simple Notification Service</w:t>
+      </w:r>
+      <w:r>
+        <w:rPr>
+          <w:sz w:val="20"/>
+          <w:szCs w:val="20"/>
+        </w:rPr>
+        <w:t xml:space="preserve"> (SNS).</w:t>
+      </w:r>
+    </w:p>
+    <w:p>
+      <w:pPr>
+        <w:pStyle w:val="ListParagraph"/>
         <w:ind w:left="360"/>
         <w:rPr>
-          <w:sz w:val="20"/>
-          <w:szCs w:val="20"/>
-        </w:rPr>
-      </w:pPr>
+          <w:b/>
+          <w:bCs/>
+          <w:sz w:val="20"/>
+          <w:szCs w:val="20"/>
+        </w:rPr>
+      </w:pPr>
+    </w:p>
+    <w:p>
+      <w:pPr>
+        <w:pStyle w:val="ListParagraph"/>
+        <w:numPr>
+          <w:ilvl w:val="0"/>
+          <w:numId w:val="26"/>
+        </w:numPr>
+        <w:rPr>
+          <w:b/>
+          <w:bCs/>
+          <w:sz w:val="20"/>
+          <w:szCs w:val="20"/>
+        </w:rPr>
+      </w:pPr>
+      <w:r>
+        <w:rPr>
+          <w:b/>
+          <w:bCs/>
+          <w:sz w:val="20"/>
+          <w:szCs w:val="20"/>
+        </w:rPr>
+        <w:t xml:space="preserve">Workflow Automation: </w:t>
+      </w:r>
+    </w:p>
+    <w:p>
+      <w:pPr>
+        <w:pStyle w:val="ListParagraph"/>
+        <w:numPr>
+          <w:ilvl w:val="0"/>
+          <w:numId w:val="27"/>
+        </w:numPr>
+        <w:rPr>
+          <w:sz w:val="20"/>
+          <w:szCs w:val="20"/>
+        </w:rPr>
+      </w:pPr>
+      <w:r>
+        <w:rPr>
+          <w:sz w:val="20"/>
+          <w:szCs w:val="20"/>
+        </w:rPr>
+        <w:t xml:space="preserve">Trigger AWS Lambda functions to process data immediately after </w:t>
+      </w:r>
+      <w:proofErr w:type="gramStart"/>
+      <w:r>
+        <w:rPr>
+          <w:sz w:val="20"/>
+          <w:szCs w:val="20"/>
+        </w:rPr>
+        <w:t>it's</w:t>
+      </w:r>
+      <w:proofErr w:type="gramEnd"/>
+      <w:r>
+        <w:rPr>
+          <w:sz w:val="20"/>
+          <w:szCs w:val="20"/>
+        </w:rPr>
+        <w:t xml:space="preserve"> uploaded to an S3 bucket</w:t>
+      </w:r>
+      <w:r>
+        <w:rPr>
+          <w:sz w:val="20"/>
+          <w:szCs w:val="20"/>
+        </w:rPr>
+        <w:t>.</w:t>
+      </w:r>
+    </w:p>
+    <w:p>
+      <w:pPr>
+        <w:pStyle w:val="ListParagraph"/>
+        <w:ind w:left="360"/>
+        <w:rPr>
+          <w:sz w:val="20"/>
+          <w:szCs w:val="20"/>
+        </w:rPr>
+      </w:pPr>
+    </w:p>
+    <w:p>
+      <w:pPr>
+        <w:pStyle w:val="ListParagraph"/>
+        <w:numPr>
+          <w:ilvl w:val="0"/>
+          <w:numId w:val="28"/>
+        </w:numPr>
+        <w:rPr>
+          <w:rFonts w:asciiTheme="majorHAnsi" w:hAnsiTheme="majorHAnsi" w:cstheme="majorHAnsi"/>
+          <w:b/>
+          <w:bCs/>
+          <w:szCs w:val="24"/>
+        </w:rPr>
+      </w:pPr>
+      <w:r>
+        <w:rPr>
+          <w:rFonts w:asciiTheme="majorHAnsi" w:hAnsiTheme="majorHAnsi" w:cstheme="majorHAnsi"/>
+          <w:b/>
+          <w:bCs/>
+          <w:szCs w:val="24"/>
+        </w:rPr>
+        <w:t>Transfer Acceleration</w:t>
+      </w:r>
+    </w:p>
+    <w:p>
+      <w:pPr>
+        <w:pStyle w:val="ListParagraph"/>
+        <w:numPr>
+          <w:ilvl w:val="0"/>
+          <w:numId w:val="26"/>
+        </w:numPr>
+        <w:rPr>
+          <w:b/>
+          <w:bCs/>
+          <w:sz w:val="20"/>
+          <w:szCs w:val="20"/>
+        </w:rPr>
+      </w:pPr>
+      <w:r>
+        <w:rPr>
+          <w:b/>
+          <w:bCs/>
+          <w:sz w:val="20"/>
+          <w:szCs w:val="20"/>
+        </w:rPr>
+        <w:t>What is Transfer Acceleration?</w:t>
+      </w:r>
+    </w:p>
+    <w:p>
+      <w:pPr>
+        <w:pStyle w:val="ListParagraph"/>
+        <w:numPr>
+          <w:ilvl w:val="0"/>
+          <w:numId w:val="29"/>
+        </w:numPr>
+        <w:rPr>
+          <w:sz w:val="20"/>
+          <w:szCs w:val="20"/>
+        </w:rPr>
+      </w:pPr>
+      <w:r>
+        <w:rPr>
+          <w:sz w:val="20"/>
+          <w:szCs w:val="20"/>
+        </w:rPr>
+        <w:t xml:space="preserve">Transfer Acceleration is a feature of Amazon S3 that helps </w:t>
+      </w:r>
+      <w:r>
+        <w:rPr>
+          <w:b/>
+          <w:bCs/>
+          <w:sz w:val="20"/>
+          <w:szCs w:val="20"/>
+        </w:rPr>
+        <w:t>upload</w:t>
+      </w:r>
+      <w:r>
+        <w:rPr>
+          <w:sz w:val="20"/>
+          <w:szCs w:val="20"/>
+        </w:rPr>
+        <w:t xml:space="preserve"> and </w:t>
+      </w:r>
+      <w:r>
+        <w:rPr>
+          <w:b/>
+          <w:bCs/>
+          <w:sz w:val="20"/>
+          <w:szCs w:val="20"/>
+        </w:rPr>
+        <w:t>download</w:t>
+      </w:r>
+      <w:r>
+        <w:rPr>
+          <w:sz w:val="20"/>
+          <w:szCs w:val="20"/>
+        </w:rPr>
+        <w:t xml:space="preserve"> </w:t>
+      </w:r>
+      <w:r>
+        <w:rPr>
+          <w:b/>
+          <w:bCs/>
+          <w:sz w:val="20"/>
+          <w:szCs w:val="20"/>
+        </w:rPr>
+        <w:t>files</w:t>
+      </w:r>
+      <w:r>
+        <w:rPr>
+          <w:sz w:val="20"/>
+          <w:szCs w:val="20"/>
+        </w:rPr>
+        <w:t xml:space="preserve"> faster by using AWS edge locations</w:t>
+      </w:r>
+    </w:p>
+    <w:p>
+      <w:pPr>
+        <w:pStyle w:val="ListParagraph"/>
+        <w:numPr>
+          <w:ilvl w:val="0"/>
+          <w:numId w:val="32"/>
+        </w:numPr>
+        <w:rPr>
+          <w:b/>
+          <w:bCs/>
+          <w:sz w:val="20"/>
+          <w:szCs w:val="20"/>
+        </w:rPr>
+      </w:pPr>
+      <w:r>
+        <w:rPr>
+          <w:b/>
+          <w:bCs/>
+          <w:sz w:val="20"/>
+          <w:szCs w:val="20"/>
+        </w:rPr>
+        <w:t>How It Works:</w:t>
+      </w:r>
+    </w:p>
+    <w:p>
+      <w:pPr>
+        <w:pStyle w:val="ListParagraph"/>
+        <w:numPr>
+          <w:ilvl w:val="0"/>
+          <w:numId w:val="31"/>
+        </w:numPr>
+        <w:rPr>
+          <w:sz w:val="20"/>
+          <w:szCs w:val="20"/>
+        </w:rPr>
+      </w:pPr>
+      <w:r>
+        <w:rPr>
+          <w:sz w:val="20"/>
+          <w:szCs w:val="20"/>
+        </w:rPr>
+        <w:t xml:space="preserve">You upload a file to an </w:t>
+      </w:r>
+      <w:r>
+        <w:rPr>
+          <w:b/>
+          <w:bCs/>
+          <w:sz w:val="20"/>
+          <w:szCs w:val="20"/>
+        </w:rPr>
+        <w:t>S3 bucket with Transfer Acceleration enabled</w:t>
+      </w:r>
+      <w:r>
+        <w:rPr>
+          <w:sz w:val="20"/>
+          <w:szCs w:val="20"/>
+        </w:rPr>
+        <w:t>.</w:t>
+      </w:r>
+    </w:p>
+    <w:p>
+      <w:pPr>
+        <w:pStyle w:val="ListParagraph"/>
+        <w:numPr>
+          <w:ilvl w:val="0"/>
+          <w:numId w:val="31"/>
+        </w:numPr>
+        <w:rPr>
+          <w:sz w:val="20"/>
+          <w:szCs w:val="20"/>
+        </w:rPr>
+      </w:pPr>
+      <w:r>
+        <w:rPr>
+          <w:sz w:val="20"/>
+          <w:szCs w:val="20"/>
+        </w:rPr>
+        <w:t xml:space="preserve">The file is first sent to the </w:t>
+      </w:r>
+      <w:r>
+        <w:rPr>
+          <w:b/>
+          <w:bCs/>
+          <w:sz w:val="20"/>
+          <w:szCs w:val="20"/>
+        </w:rPr>
+        <w:t>nearest AWS edge location</w:t>
+      </w:r>
+      <w:r>
+        <w:rPr>
+          <w:sz w:val="20"/>
+          <w:szCs w:val="20"/>
+        </w:rPr>
+        <w:t xml:space="preserve"> (close to you).</w:t>
+      </w:r>
+    </w:p>
+    <w:p>
+      <w:pPr>
+        <w:pStyle w:val="ListParagraph"/>
+        <w:numPr>
+          <w:ilvl w:val="0"/>
+          <w:numId w:val="31"/>
+        </w:numPr>
+        <w:rPr>
+          <w:sz w:val="20"/>
+          <w:szCs w:val="20"/>
+        </w:rPr>
+      </w:pPr>
+      <w:r>
+        <w:rPr>
+          <w:sz w:val="20"/>
+          <w:szCs w:val="20"/>
+        </w:rPr>
+        <w:t xml:space="preserve">Then it travels over AWS’s </w:t>
+      </w:r>
+      <w:r>
+        <w:rPr>
+          <w:b/>
+          <w:bCs/>
+          <w:sz w:val="20"/>
+          <w:szCs w:val="20"/>
+        </w:rPr>
+        <w:t>high-speed internal network</w:t>
+      </w:r>
+      <w:r>
+        <w:rPr>
+          <w:sz w:val="20"/>
+          <w:szCs w:val="20"/>
+        </w:rPr>
+        <w:t xml:space="preserve"> to reach your </w:t>
+      </w:r>
+      <w:r>
+        <w:rPr>
+          <w:b/>
+          <w:bCs/>
+          <w:sz w:val="20"/>
+          <w:szCs w:val="20"/>
+        </w:rPr>
+        <w:t>S3 bucket</w:t>
+      </w:r>
+      <w:r>
+        <w:rPr>
+          <w:sz w:val="20"/>
+          <w:szCs w:val="20"/>
+        </w:rPr>
+        <w:t>.</w:t>
+      </w:r>
+    </w:p>
+    <w:p>
+      <w:pPr>
+        <w:pStyle w:val="ListParagraph"/>
+        <w:ind w:left="360"/>
+        <w:rPr>
+          <w:sz w:val="20"/>
+          <w:szCs w:val="20"/>
+        </w:rPr>
+      </w:pPr>
+    </w:p>
+    <w:p>
+      <w:pPr>
+        <w:pStyle w:val="ListParagraph"/>
+        <w:numPr>
+          <w:ilvl w:val="0"/>
+          <w:numId w:val="33"/>
+        </w:numPr>
+        <w:rPr>
+          <w:rFonts w:asciiTheme="majorHAnsi" w:hAnsiTheme="majorHAnsi" w:cstheme="majorHAnsi"/>
+          <w:b/>
+          <w:bCs/>
+          <w:szCs w:val="24"/>
+        </w:rPr>
+      </w:pPr>
+      <w:r>
+        <w:rPr>
+          <w:rFonts w:asciiTheme="majorHAnsi" w:hAnsiTheme="majorHAnsi" w:cstheme="majorHAnsi"/>
+          <w:b/>
+          <w:bCs/>
+          <w:szCs w:val="24"/>
+        </w:rPr>
+        <w:t>Static Website Hosting</w:t>
+      </w:r>
+    </w:p>
+    <w:p>
+      <w:pPr>
+        <w:pStyle w:val="ListParagraph"/>
+        <w:numPr>
+          <w:ilvl w:val="0"/>
+          <w:numId w:val="34"/>
+        </w:numPr>
+        <w:rPr>
+          <w:b/>
+          <w:bCs/>
+          <w:sz w:val="20"/>
+          <w:szCs w:val="20"/>
+        </w:rPr>
+      </w:pPr>
+      <w:r>
+        <w:rPr>
+          <w:b/>
+          <w:bCs/>
+          <w:sz w:val="20"/>
+          <w:szCs w:val="20"/>
+        </w:rPr>
+        <w:t>What is Static Website Hosting?</w:t>
+      </w:r>
+    </w:p>
+    <w:p>
+      <w:pPr>
+        <w:pStyle w:val="ListParagraph"/>
+        <w:numPr>
+          <w:ilvl w:val="0"/>
+          <w:numId w:val="35"/>
+        </w:numPr>
+        <w:rPr>
+          <w:sz w:val="20"/>
+          <w:szCs w:val="20"/>
+        </w:rPr>
+      </w:pPr>
+      <w:r>
+        <w:rPr>
+          <w:b/>
+          <w:bCs/>
+          <w:sz w:val="20"/>
+          <w:szCs w:val="20"/>
+        </w:rPr>
+        <w:t>Static Website Hosting</w:t>
+      </w:r>
+      <w:r>
+        <w:rPr>
+          <w:sz w:val="20"/>
+          <w:szCs w:val="20"/>
+        </w:rPr>
+        <w:t xml:space="preserve"> means hosting a website that contains only </w:t>
+      </w:r>
+      <w:r>
+        <w:rPr>
+          <w:b/>
+          <w:bCs/>
+          <w:sz w:val="20"/>
+          <w:szCs w:val="20"/>
+        </w:rPr>
+        <w:t>static content</w:t>
+      </w:r>
+      <w:r>
+        <w:rPr>
+          <w:sz w:val="20"/>
+          <w:szCs w:val="20"/>
+        </w:rPr>
+        <w:t xml:space="preserve"> — like HTML, CSS, JavaScript, and images — </w:t>
+      </w:r>
+      <w:r>
+        <w:rPr>
+          <w:b/>
+          <w:bCs/>
+          <w:sz w:val="20"/>
+          <w:szCs w:val="20"/>
+        </w:rPr>
+        <w:t>without server-side processing</w:t>
+      </w:r>
+      <w:r>
+        <w:rPr>
+          <w:sz w:val="20"/>
+          <w:szCs w:val="20"/>
+        </w:rPr>
+        <w:t xml:space="preserve"> (no PHP, Python, or databases).</w:t>
+      </w:r>
+    </w:p>
+    <w:p>
+      <w:pPr>
+        <w:pStyle w:val="ListParagraph"/>
+        <w:ind w:left="360"/>
+        <w:rPr>
+          <w:sz w:val="20"/>
+          <w:szCs w:val="20"/>
+        </w:rPr>
+      </w:pPr>
+    </w:p>
+    <w:p>
+      <w:pPr>
+        <w:pStyle w:val="ListParagraph"/>
+        <w:numPr>
+          <w:ilvl w:val="0"/>
+          <w:numId w:val="36"/>
+        </w:numPr>
+        <w:rPr>
+          <w:b/>
+          <w:bCs/>
+          <w:i/>
+          <w:iCs/>
+          <w:sz w:val="20"/>
+          <w:szCs w:val="20"/>
+        </w:rPr>
+      </w:pPr>
+      <w:r>
+        <w:rPr>
+          <w:b/>
+          <w:bCs/>
+          <w:i/>
+          <w:iCs/>
+          <w:sz w:val="20"/>
+          <w:szCs w:val="20"/>
+        </w:rPr>
+        <w:t xml:space="preserve">Real-Time Use of Static Website </w:t>
+      </w:r>
+    </w:p>
+    <w:p>
+      <w:pPr>
+        <w:pStyle w:val="ListParagraph"/>
+        <w:numPr>
+          <w:ilvl w:val="0"/>
+          <w:numId w:val="37"/>
+        </w:numPr>
+        <w:rPr>
+          <w:sz w:val="20"/>
+          <w:szCs w:val="20"/>
+        </w:rPr>
+      </w:pPr>
+      <w:r>
+        <w:rPr>
+          <w:b/>
+          <w:bCs/>
+          <w:sz w:val="20"/>
+          <w:szCs w:val="20"/>
+        </w:rPr>
+        <w:t>Hosting Simple Web Hosting:</w:t>
+      </w:r>
+      <w:r>
+        <w:rPr>
+          <w:sz w:val="20"/>
+          <w:szCs w:val="20"/>
+        </w:rPr>
+        <w:t xml:space="preserve"> Host personal blogs, portfolios, or documentation sites cost e</w:t>
+      </w:r>
+      <w:r>
+        <w:rPr>
+          <w:sz w:val="20"/>
+          <w:szCs w:val="20"/>
+        </w:rPr>
+        <w:t>ff</w:t>
+      </w:r>
+      <w:r>
+        <w:rPr>
+          <w:sz w:val="20"/>
+          <w:szCs w:val="20"/>
+        </w:rPr>
+        <w:t>ectively</w:t>
+      </w:r>
+      <w:r>
+        <w:rPr>
+          <w:sz w:val="20"/>
+          <w:szCs w:val="20"/>
+        </w:rPr>
+        <w:t xml:space="preserve"> </w:t>
+      </w:r>
+      <w:r>
+        <w:rPr>
+          <w:sz w:val="20"/>
+          <w:szCs w:val="20"/>
+        </w:rPr>
+        <w:t>with high availability.</w:t>
+      </w:r>
+    </w:p>
+    <w:p>
+      <w:pPr>
+        <w:pStyle w:val="ListParagraph"/>
+        <w:numPr>
+          <w:ilvl w:val="0"/>
+          <w:numId w:val="37"/>
+        </w:numPr>
+        <w:rPr>
+          <w:sz w:val="20"/>
+          <w:szCs w:val="20"/>
+        </w:rPr>
+      </w:pPr>
+      <w:r>
+        <w:rPr>
+          <w:b/>
+          <w:bCs/>
+          <w:sz w:val="20"/>
+          <w:szCs w:val="20"/>
+        </w:rPr>
+        <w:t>Landing Pages:</w:t>
+      </w:r>
+      <w:r>
+        <w:rPr>
+          <w:sz w:val="20"/>
+          <w:szCs w:val="20"/>
+        </w:rPr>
+        <w:t xml:space="preserve"> Deploy marketing or product landing pages without managing web servers.</w:t>
+      </w:r>
+    </w:p>
+    <w:p>
+      <w:pPr>
+        <w:pStyle w:val="ListParagraph"/>
+        <w:ind w:left="360"/>
+        <w:rPr>
+          <w:sz w:val="20"/>
+          <w:szCs w:val="20"/>
+        </w:rPr>
+      </w:pPr>
+    </w:p>
+    <w:p>
+      <w:pPr>
+        <w:pStyle w:val="ListParagraph"/>
+        <w:numPr>
+          <w:ilvl w:val="0"/>
+          <w:numId w:val="38"/>
+        </w:numPr>
+        <w:rPr>
+          <w:b/>
+          <w:bCs/>
+          <w:sz w:val="20"/>
+          <w:szCs w:val="20"/>
+        </w:rPr>
+      </w:pPr>
+      <w:r>
+        <w:rPr>
+          <w:b/>
+          <w:bCs/>
+          <w:sz w:val="20"/>
+          <w:szCs w:val="20"/>
+        </w:rPr>
+        <w:t>Server Access Logging</w:t>
+      </w:r>
+    </w:p>
+    <w:p>
+      <w:pPr>
+        <w:pStyle w:val="ListParagraph"/>
+        <w:numPr>
+          <w:ilvl w:val="0"/>
+          <w:numId w:val="39"/>
+        </w:numPr>
+        <w:rPr>
+          <w:sz w:val="20"/>
+          <w:szCs w:val="20"/>
+        </w:rPr>
+      </w:pPr>
+      <w:r>
+        <w:rPr>
+          <w:sz w:val="20"/>
+          <w:szCs w:val="20"/>
+        </w:rPr>
+        <w:t>Server Access Logging is a feature in AWS (especially Amazon S3) that records detailed information about every request made to your S3 bucket.</w:t>
+      </w:r>
+    </w:p>
+    <w:p>
+      <w:pPr>
+        <w:pStyle w:val="ListParagraph"/>
+        <w:numPr>
+          <w:ilvl w:val="0"/>
+          <w:numId w:val="41"/>
+        </w:numPr>
+        <w:rPr>
+          <w:b/>
+          <w:bCs/>
+          <w:i/>
+          <w:iCs/>
+          <w:sz w:val="20"/>
+          <w:szCs w:val="20"/>
+        </w:rPr>
+      </w:pPr>
+      <w:r>
+        <w:rPr>
+          <w:b/>
+          <w:bCs/>
+          <w:i/>
+          <w:iCs/>
+          <w:sz w:val="20"/>
+          <w:szCs w:val="20"/>
+        </w:rPr>
+        <w:t>Real-Time Use Case</w:t>
+      </w:r>
+    </w:p>
+    <w:p>
+      <w:pPr>
+        <w:rPr>
+          <w:i/>
+          <w:iCs/>
+          <w:sz w:val="20"/>
+          <w:szCs w:val="20"/>
+        </w:rPr>
+      </w:pPr>
+      <w:r>
+        <w:rPr>
+          <w:i/>
+          <w:iCs/>
+          <w:sz w:val="20"/>
+          <w:szCs w:val="20"/>
+        </w:rPr>
+        <w:t xml:space="preserve">Consider a scenario where an organization needs to monitor and </w:t>
+      </w:r>
+      <w:proofErr w:type="spellStart"/>
+      <w:r>
+        <w:rPr>
+          <w:i/>
+          <w:iCs/>
+          <w:sz w:val="20"/>
+          <w:szCs w:val="20"/>
+        </w:rPr>
+        <w:t>analyze</w:t>
+      </w:r>
+      <w:proofErr w:type="spellEnd"/>
+      <w:r>
+        <w:rPr>
+          <w:i/>
+          <w:iCs/>
+          <w:sz w:val="20"/>
+          <w:szCs w:val="20"/>
+        </w:rPr>
+        <w:t xml:space="preserve"> access patterns to its S3 buckets for security auditing and compliance purposes. By enabling server access logging, the organization can collect detailed logs of all access requests.</w:t>
+      </w:r>
     </w:p>
     <w:sectPr>
       <w:pgSz w:w="11906" w:h="16838"/>
@@ -1077,6 +1884,119 @@
     </w:lvl>
   </w:abstractNum>
   <w:abstractNum w:abstractNumId="1" w15:restartNumberingAfterBreak="0">
+    <w:nsid w:val="04BC53BC"/>
+    <w:multiLevelType w:val="hybridMultilevel"/>
+    <w:tmpl w:val="3D9026D0"/>
+    <w:lvl w:ilvl="0" w:tplc="40090005">
+      <w:start w:val="1"/>
+      <w:numFmt w:val="bullet"/>
+      <w:lvlText w:val=""/>
+      <w:lvlJc w:val="left"/>
+      <w:pPr>
+        <w:ind w:left="360" w:hanging="360"/>
+      </w:pPr>
+      <w:rPr>
+        <w:rFonts w:ascii="Wingdings" w:hAnsi="Wingdings" w:hint="default"/>
+      </w:rPr>
+    </w:lvl>
+    <w:lvl w:ilvl="1" w:tplc="40090003" w:tentative="1">
+      <w:start w:val="1"/>
+      <w:numFmt w:val="bullet"/>
+      <w:lvlText w:val="o"/>
+      <w:lvlJc w:val="left"/>
+      <w:pPr>
+        <w:ind w:left="1080" w:hanging="360"/>
+      </w:pPr>
+      <w:rPr>
+        <w:rFonts w:ascii="Courier New" w:hAnsi="Courier New" w:cs="Courier New" w:hint="default"/>
+      </w:rPr>
+    </w:lvl>
+    <w:lvl w:ilvl="2" w:tplc="40090005" w:tentative="1">
+      <w:start w:val="1"/>
+      <w:numFmt w:val="bullet"/>
+      <w:lvlText w:val=""/>
+      <w:lvlJc w:val="left"/>
+      <w:pPr>
+        <w:ind w:left="1800" w:hanging="360"/>
+      </w:pPr>
+      <w:rPr>
+        <w:rFonts w:ascii="Wingdings" w:hAnsi="Wingdings" w:hint="default"/>
+      </w:rPr>
+    </w:lvl>
+    <w:lvl w:ilvl="3" w:tplc="40090001" w:tentative="1">
+      <w:start w:val="1"/>
+      <w:numFmt w:val="bullet"/>
+      <w:lvlText w:val=""/>
+      <w:lvlJc w:val="left"/>
+      <w:pPr>
+        <w:ind w:left="2520" w:hanging="360"/>
+      </w:pPr>
+      <w:rPr>
+        <w:rFonts w:ascii="Symbol" w:hAnsi="Symbol" w:hint="default"/>
+      </w:rPr>
+    </w:lvl>
+    <w:lvl w:ilvl="4" w:tplc="40090003" w:tentative="1">
+      <w:start w:val="1"/>
+      <w:numFmt w:val="bullet"/>
+      <w:lvlText w:val="o"/>
+      <w:lvlJc w:val="left"/>
+      <w:pPr>
+        <w:ind w:left="3240" w:hanging="360"/>
+      </w:pPr>
+      <w:rPr>
+        <w:rFonts w:ascii="Courier New" w:hAnsi="Courier New" w:cs="Courier New" w:hint="default"/>
+      </w:rPr>
+    </w:lvl>
+    <w:lvl w:ilvl="5" w:tplc="40090005" w:tentative="1">
+      <w:start w:val="1"/>
+      <w:numFmt w:val="bullet"/>
+      <w:lvlText w:val=""/>
+      <w:lvlJc w:val="left"/>
+      <w:pPr>
+        <w:ind w:left="3960" w:hanging="360"/>
+      </w:pPr>
+      <w:rPr>
+        <w:rFonts w:ascii="Wingdings" w:hAnsi="Wingdings" w:hint="default"/>
+      </w:rPr>
+    </w:lvl>
+    <w:lvl w:ilvl="6" w:tplc="40090001" w:tentative="1">
+      <w:start w:val="1"/>
+      <w:numFmt w:val="bullet"/>
+      <w:lvlText w:val=""/>
+      <w:lvlJc w:val="left"/>
+      <w:pPr>
+        <w:ind w:left="4680" w:hanging="360"/>
+      </w:pPr>
+      <w:rPr>
+        <w:rFonts w:ascii="Symbol" w:hAnsi="Symbol" w:hint="default"/>
+      </w:rPr>
+    </w:lvl>
+    <w:lvl w:ilvl="7" w:tplc="40090003" w:tentative="1">
+      <w:start w:val="1"/>
+      <w:numFmt w:val="bullet"/>
+      <w:lvlText w:val="o"/>
+      <w:lvlJc w:val="left"/>
+      <w:pPr>
+        <w:ind w:left="5400" w:hanging="360"/>
+      </w:pPr>
+      <w:rPr>
+        <w:rFonts w:ascii="Courier New" w:hAnsi="Courier New" w:cs="Courier New" w:hint="default"/>
+      </w:rPr>
+    </w:lvl>
+    <w:lvl w:ilvl="8" w:tplc="40090005" w:tentative="1">
+      <w:start w:val="1"/>
+      <w:numFmt w:val="bullet"/>
+      <w:lvlText w:val=""/>
+      <w:lvlJc w:val="left"/>
+      <w:pPr>
+        <w:ind w:left="6120" w:hanging="360"/>
+      </w:pPr>
+      <w:rPr>
+        <w:rFonts w:ascii="Wingdings" w:hAnsi="Wingdings" w:hint="default"/>
+      </w:rPr>
+    </w:lvl>
+  </w:abstractNum>
+  <w:abstractNum w:abstractNumId="2" w15:restartNumberingAfterBreak="0">
     <w:nsid w:val="090A74E9"/>
     <w:multiLevelType w:val="multilevel"/>
     <w:tmpl w:val="29389AE2"/>
@@ -1225,7 +2145,7 @@
       </w:rPr>
     </w:lvl>
   </w:abstractNum>
-  <w:abstractNum w:abstractNumId="2" w15:restartNumberingAfterBreak="0">
+  <w:abstractNum w:abstractNumId="3" w15:restartNumberingAfterBreak="0">
     <w:nsid w:val="0A841883"/>
     <w:multiLevelType w:val="hybridMultilevel"/>
     <w:tmpl w:val="24986090"/>
@@ -1338,7 +2258,7 @@
       </w:rPr>
     </w:lvl>
   </w:abstractNum>
-  <w:abstractNum w:abstractNumId="3" w15:restartNumberingAfterBreak="0">
+  <w:abstractNum w:abstractNumId="4" w15:restartNumberingAfterBreak="0">
     <w:nsid w:val="0BBC4A4F"/>
     <w:multiLevelType w:val="hybridMultilevel"/>
     <w:tmpl w:val="DE9E0360"/>
@@ -1424,7 +2344,7 @@
       </w:pPr>
     </w:lvl>
   </w:abstractNum>
-  <w:abstractNum w:abstractNumId="4" w15:restartNumberingAfterBreak="0">
+  <w:abstractNum w:abstractNumId="5" w15:restartNumberingAfterBreak="0">
     <w:nsid w:val="0F097F1B"/>
     <w:multiLevelType w:val="multilevel"/>
     <w:tmpl w:val="4CE2F27E"/>
@@ -1573,7 +2493,206 @@
       </w:rPr>
     </w:lvl>
   </w:abstractNum>
-  <w:abstractNum w:abstractNumId="5" w15:restartNumberingAfterBreak="0">
+  <w:abstractNum w:abstractNumId="6" w15:restartNumberingAfterBreak="0">
+    <w:nsid w:val="0F863F03"/>
+    <w:multiLevelType w:val="hybridMultilevel"/>
+    <w:tmpl w:val="413ABF4E"/>
+    <w:lvl w:ilvl="0" w:tplc="4009000F">
+      <w:start w:val="1"/>
+      <w:numFmt w:val="decimal"/>
+      <w:lvlText w:val="%1."/>
+      <w:lvlJc w:val="left"/>
+      <w:pPr>
+        <w:ind w:left="360" w:hanging="360"/>
+      </w:pPr>
+    </w:lvl>
+    <w:lvl w:ilvl="1" w:tplc="40090019" w:tentative="1">
+      <w:start w:val="1"/>
+      <w:numFmt w:val="lowerLetter"/>
+      <w:lvlText w:val="%2."/>
+      <w:lvlJc w:val="left"/>
+      <w:pPr>
+        <w:ind w:left="1080" w:hanging="360"/>
+      </w:pPr>
+    </w:lvl>
+    <w:lvl w:ilvl="2" w:tplc="4009001B" w:tentative="1">
+      <w:start w:val="1"/>
+      <w:numFmt w:val="lowerRoman"/>
+      <w:lvlText w:val="%3."/>
+      <w:lvlJc w:val="right"/>
+      <w:pPr>
+        <w:ind w:left="1800" w:hanging="180"/>
+      </w:pPr>
+    </w:lvl>
+    <w:lvl w:ilvl="3" w:tplc="4009000F" w:tentative="1">
+      <w:start w:val="1"/>
+      <w:numFmt w:val="decimal"/>
+      <w:lvlText w:val="%4."/>
+      <w:lvlJc w:val="left"/>
+      <w:pPr>
+        <w:ind w:left="2520" w:hanging="360"/>
+      </w:pPr>
+    </w:lvl>
+    <w:lvl w:ilvl="4" w:tplc="40090019" w:tentative="1">
+      <w:start w:val="1"/>
+      <w:numFmt w:val="lowerLetter"/>
+      <w:lvlText w:val="%5."/>
+      <w:lvlJc w:val="left"/>
+      <w:pPr>
+        <w:ind w:left="3240" w:hanging="360"/>
+      </w:pPr>
+    </w:lvl>
+    <w:lvl w:ilvl="5" w:tplc="4009001B" w:tentative="1">
+      <w:start w:val="1"/>
+      <w:numFmt w:val="lowerRoman"/>
+      <w:lvlText w:val="%6."/>
+      <w:lvlJc w:val="right"/>
+      <w:pPr>
+        <w:ind w:left="3960" w:hanging="180"/>
+      </w:pPr>
+    </w:lvl>
+    <w:lvl w:ilvl="6" w:tplc="4009000F" w:tentative="1">
+      <w:start w:val="1"/>
+      <w:numFmt w:val="decimal"/>
+      <w:lvlText w:val="%7."/>
+      <w:lvlJc w:val="left"/>
+      <w:pPr>
+        <w:ind w:left="4680" w:hanging="360"/>
+      </w:pPr>
+    </w:lvl>
+    <w:lvl w:ilvl="7" w:tplc="40090019" w:tentative="1">
+      <w:start w:val="1"/>
+      <w:numFmt w:val="lowerLetter"/>
+      <w:lvlText w:val="%8."/>
+      <w:lvlJc w:val="left"/>
+      <w:pPr>
+        <w:ind w:left="5400" w:hanging="360"/>
+      </w:pPr>
+    </w:lvl>
+    <w:lvl w:ilvl="8" w:tplc="4009001B" w:tentative="1">
+      <w:start w:val="1"/>
+      <w:numFmt w:val="lowerRoman"/>
+      <w:lvlText w:val="%9."/>
+      <w:lvlJc w:val="right"/>
+      <w:pPr>
+        <w:ind w:left="6120" w:hanging="180"/>
+      </w:pPr>
+    </w:lvl>
+  </w:abstractNum>
+  <w:abstractNum w:abstractNumId="7" w15:restartNumberingAfterBreak="0">
+    <w:nsid w:val="11AF15F6"/>
+    <w:multiLevelType w:val="hybridMultilevel"/>
+    <w:tmpl w:val="5058B2DA"/>
+    <w:lvl w:ilvl="0" w:tplc="40090001">
+      <w:start w:val="1"/>
+      <w:numFmt w:val="bullet"/>
+      <w:lvlText w:val=""/>
+      <w:lvlJc w:val="left"/>
+      <w:pPr>
+        <w:ind w:left="360" w:hanging="360"/>
+      </w:pPr>
+      <w:rPr>
+        <w:rFonts w:ascii="Symbol" w:hAnsi="Symbol" w:hint="default"/>
+      </w:rPr>
+    </w:lvl>
+    <w:lvl w:ilvl="1" w:tplc="40090003" w:tentative="1">
+      <w:start w:val="1"/>
+      <w:numFmt w:val="bullet"/>
+      <w:lvlText w:val="o"/>
+      <w:lvlJc w:val="left"/>
+      <w:pPr>
+        <w:ind w:left="1080" w:hanging="360"/>
+      </w:pPr>
+      <w:rPr>
+        <w:rFonts w:ascii="Courier New" w:hAnsi="Courier New" w:cs="Courier New" w:hint="default"/>
+      </w:rPr>
+    </w:lvl>
+    <w:lvl w:ilvl="2" w:tplc="40090005" w:tentative="1">
+      <w:start w:val="1"/>
+      <w:numFmt w:val="bullet"/>
+      <w:lvlText w:val=""/>
+      <w:lvlJc w:val="left"/>
+      <w:pPr>
+        <w:ind w:left="1800" w:hanging="360"/>
+      </w:pPr>
+      <w:rPr>
+        <w:rFonts w:ascii="Wingdings" w:hAnsi="Wingdings" w:hint="default"/>
+      </w:rPr>
+    </w:lvl>
+    <w:lvl w:ilvl="3" w:tplc="40090001" w:tentative="1">
+      <w:start w:val="1"/>
+      <w:numFmt w:val="bullet"/>
+      <w:lvlText w:val=""/>
+      <w:lvlJc w:val="left"/>
+      <w:pPr>
+        <w:ind w:left="2520" w:hanging="360"/>
+      </w:pPr>
+      <w:rPr>
+        <w:rFonts w:ascii="Symbol" w:hAnsi="Symbol" w:hint="default"/>
+      </w:rPr>
+    </w:lvl>
+    <w:lvl w:ilvl="4" w:tplc="40090003" w:tentative="1">
+      <w:start w:val="1"/>
+      <w:numFmt w:val="bullet"/>
+      <w:lvlText w:val="o"/>
+      <w:lvlJc w:val="left"/>
+      <w:pPr>
+        <w:ind w:left="3240" w:hanging="360"/>
+      </w:pPr>
+      <w:rPr>
+        <w:rFonts w:ascii="Courier New" w:hAnsi="Courier New" w:cs="Courier New" w:hint="default"/>
+      </w:rPr>
+    </w:lvl>
+    <w:lvl w:ilvl="5" w:tplc="40090005" w:tentative="1">
+      <w:start w:val="1"/>
+      <w:numFmt w:val="bullet"/>
+      <w:lvlText w:val=""/>
+      <w:lvlJc w:val="left"/>
+      <w:pPr>
+        <w:ind w:left="3960" w:hanging="360"/>
+      </w:pPr>
+      <w:rPr>
+        <w:rFonts w:ascii="Wingdings" w:hAnsi="Wingdings" w:hint="default"/>
+      </w:rPr>
+    </w:lvl>
+    <w:lvl w:ilvl="6" w:tplc="40090001" w:tentative="1">
+      <w:start w:val="1"/>
+      <w:numFmt w:val="bullet"/>
+      <w:lvlText w:val=""/>
+      <w:lvlJc w:val="left"/>
+      <w:pPr>
+        <w:ind w:left="4680" w:hanging="360"/>
+      </w:pPr>
+      <w:rPr>
+        <w:rFonts w:ascii="Symbol" w:hAnsi="Symbol" w:hint="default"/>
+      </w:rPr>
+    </w:lvl>
+    <w:lvl w:ilvl="7" w:tplc="40090003" w:tentative="1">
+      <w:start w:val="1"/>
+      <w:numFmt w:val="bullet"/>
+      <w:lvlText w:val="o"/>
+      <w:lvlJc w:val="left"/>
+      <w:pPr>
+        <w:ind w:left="5400" w:hanging="360"/>
+      </w:pPr>
+      <w:rPr>
+        <w:rFonts w:ascii="Courier New" w:hAnsi="Courier New" w:cs="Courier New" w:hint="default"/>
+      </w:rPr>
+    </w:lvl>
+    <w:lvl w:ilvl="8" w:tplc="40090005" w:tentative="1">
+      <w:start w:val="1"/>
+      <w:numFmt w:val="bullet"/>
+      <w:lvlText w:val=""/>
+      <w:lvlJc w:val="left"/>
+      <w:pPr>
+        <w:ind w:left="6120" w:hanging="360"/>
+      </w:pPr>
+      <w:rPr>
+        <w:rFonts w:ascii="Wingdings" w:hAnsi="Wingdings" w:hint="default"/>
+      </w:rPr>
+    </w:lvl>
+  </w:abstractNum>
+  <w:abstractNum w:abstractNumId="8" w15:restartNumberingAfterBreak="0">
     <w:nsid w:val="127B3902"/>
     <w:multiLevelType w:val="hybridMultilevel"/>
     <w:tmpl w:val="6ADE3A98"/>
@@ -1659,7 +2778,7 @@
       </w:pPr>
     </w:lvl>
   </w:abstractNum>
-  <w:abstractNum w:abstractNumId="6" w15:restartNumberingAfterBreak="0">
+  <w:abstractNum w:abstractNumId="9" w15:restartNumberingAfterBreak="0">
     <w:nsid w:val="14901B26"/>
     <w:multiLevelType w:val="hybridMultilevel"/>
     <w:tmpl w:val="8AFA19E8"/>
@@ -1772,7 +2891,7 @@
       </w:rPr>
     </w:lvl>
   </w:abstractNum>
-  <w:abstractNum w:abstractNumId="7" w15:restartNumberingAfterBreak="0">
+  <w:abstractNum w:abstractNumId="10" w15:restartNumberingAfterBreak="0">
     <w:nsid w:val="16114252"/>
     <w:multiLevelType w:val="hybridMultilevel"/>
     <w:tmpl w:val="2200A1F6"/>
@@ -1885,7 +3004,7 @@
       </w:rPr>
     </w:lvl>
   </w:abstractNum>
-  <w:abstractNum w:abstractNumId="8" w15:restartNumberingAfterBreak="0">
+  <w:abstractNum w:abstractNumId="11" w15:restartNumberingAfterBreak="0">
     <w:nsid w:val="16644103"/>
     <w:multiLevelType w:val="hybridMultilevel"/>
     <w:tmpl w:val="D38EA186"/>
@@ -1998,7 +3117,7 @@
       </w:rPr>
     </w:lvl>
   </w:abstractNum>
-  <w:abstractNum w:abstractNumId="9" w15:restartNumberingAfterBreak="0">
+  <w:abstractNum w:abstractNumId="12" w15:restartNumberingAfterBreak="0">
     <w:nsid w:val="19FB6FAD"/>
     <w:multiLevelType w:val="multilevel"/>
     <w:tmpl w:val="4792036E"/>
@@ -2147,7 +3266,7 @@
       </w:rPr>
     </w:lvl>
   </w:abstractNum>
-  <w:abstractNum w:abstractNumId="10" w15:restartNumberingAfterBreak="0">
+  <w:abstractNum w:abstractNumId="13" w15:restartNumberingAfterBreak="0">
     <w:nsid w:val="1C1C11CD"/>
     <w:multiLevelType w:val="multilevel"/>
     <w:tmpl w:val="4CE2F27E"/>
@@ -2296,7 +3415,233 @@
       </w:rPr>
     </w:lvl>
   </w:abstractNum>
-  <w:abstractNum w:abstractNumId="11" w15:restartNumberingAfterBreak="0">
+  <w:abstractNum w:abstractNumId="14" w15:restartNumberingAfterBreak="0">
+    <w:nsid w:val="1C9C3192"/>
+    <w:multiLevelType w:val="multilevel"/>
+    <w:tmpl w:val="C3B2F46E"/>
+    <w:lvl w:ilvl="0">
+      <w:start w:val="1"/>
+      <w:numFmt w:val="decimal"/>
+      <w:lvlText w:val="%1."/>
+      <w:lvlJc w:val="left"/>
+      <w:pPr>
+        <w:tabs>
+          <w:tab w:val="num" w:pos="720"/>
+        </w:tabs>
+        <w:ind w:left="720" w:hanging="360"/>
+      </w:pPr>
+    </w:lvl>
+    <w:lvl w:ilvl="1" w:tentative="1">
+      <w:start w:val="1"/>
+      <w:numFmt w:val="decimal"/>
+      <w:lvlText w:val="%2."/>
+      <w:lvlJc w:val="left"/>
+      <w:pPr>
+        <w:tabs>
+          <w:tab w:val="num" w:pos="1440"/>
+        </w:tabs>
+        <w:ind w:left="1440" w:hanging="360"/>
+      </w:pPr>
+    </w:lvl>
+    <w:lvl w:ilvl="2" w:tentative="1">
+      <w:start w:val="1"/>
+      <w:numFmt w:val="decimal"/>
+      <w:lvlText w:val="%3."/>
+      <w:lvlJc w:val="left"/>
+      <w:pPr>
+        <w:tabs>
+          <w:tab w:val="num" w:pos="2160"/>
+        </w:tabs>
+        <w:ind w:left="2160" w:hanging="360"/>
+      </w:pPr>
+    </w:lvl>
+    <w:lvl w:ilvl="3" w:tentative="1">
+      <w:start w:val="1"/>
+      <w:numFmt w:val="decimal"/>
+      <w:lvlText w:val="%4."/>
+      <w:lvlJc w:val="left"/>
+      <w:pPr>
+        <w:tabs>
+          <w:tab w:val="num" w:pos="2880"/>
+        </w:tabs>
+        <w:ind w:left="2880" w:hanging="360"/>
+      </w:pPr>
+    </w:lvl>
+    <w:lvl w:ilvl="4" w:tentative="1">
+      <w:start w:val="1"/>
+      <w:numFmt w:val="decimal"/>
+      <w:lvlText w:val="%5."/>
+      <w:lvlJc w:val="left"/>
+      <w:pPr>
+        <w:tabs>
+          <w:tab w:val="num" w:pos="3600"/>
+        </w:tabs>
+        <w:ind w:left="3600" w:hanging="360"/>
+      </w:pPr>
+    </w:lvl>
+    <w:lvl w:ilvl="5" w:tentative="1">
+      <w:start w:val="1"/>
+      <w:numFmt w:val="decimal"/>
+      <w:lvlText w:val="%6."/>
+      <w:lvlJc w:val="left"/>
+      <w:pPr>
+        <w:tabs>
+          <w:tab w:val="num" w:pos="4320"/>
+        </w:tabs>
+        <w:ind w:left="4320" w:hanging="360"/>
+      </w:pPr>
+    </w:lvl>
+    <w:lvl w:ilvl="6" w:tentative="1">
+      <w:start w:val="1"/>
+      <w:numFmt w:val="decimal"/>
+      <w:lvlText w:val="%7."/>
+      <w:lvlJc w:val="left"/>
+      <w:pPr>
+        <w:tabs>
+          <w:tab w:val="num" w:pos="5040"/>
+        </w:tabs>
+        <w:ind w:left="5040" w:hanging="360"/>
+      </w:pPr>
+    </w:lvl>
+    <w:lvl w:ilvl="7" w:tentative="1">
+      <w:start w:val="1"/>
+      <w:numFmt w:val="decimal"/>
+      <w:lvlText w:val="%8."/>
+      <w:lvlJc w:val="left"/>
+      <w:pPr>
+        <w:tabs>
+          <w:tab w:val="num" w:pos="5760"/>
+        </w:tabs>
+        <w:ind w:left="5760" w:hanging="360"/>
+      </w:pPr>
+    </w:lvl>
+    <w:lvl w:ilvl="8" w:tentative="1">
+      <w:start w:val="1"/>
+      <w:numFmt w:val="decimal"/>
+      <w:lvlText w:val="%9."/>
+      <w:lvlJc w:val="left"/>
+      <w:pPr>
+        <w:tabs>
+          <w:tab w:val="num" w:pos="6480"/>
+        </w:tabs>
+        <w:ind w:left="6480" w:hanging="360"/>
+      </w:pPr>
+    </w:lvl>
+  </w:abstractNum>
+  <w:abstractNum w:abstractNumId="15" w15:restartNumberingAfterBreak="0">
+    <w:nsid w:val="23972064"/>
+    <w:multiLevelType w:val="hybridMultilevel"/>
+    <w:tmpl w:val="C76ABA36"/>
+    <w:lvl w:ilvl="0" w:tplc="40090009">
+      <w:start w:val="1"/>
+      <w:numFmt w:val="bullet"/>
+      <w:lvlText w:val=""/>
+      <w:lvlJc w:val="left"/>
+      <w:pPr>
+        <w:ind w:left="360" w:hanging="360"/>
+      </w:pPr>
+      <w:rPr>
+        <w:rFonts w:ascii="Wingdings" w:hAnsi="Wingdings" w:hint="default"/>
+      </w:rPr>
+    </w:lvl>
+    <w:lvl w:ilvl="1" w:tplc="40090003" w:tentative="1">
+      <w:start w:val="1"/>
+      <w:numFmt w:val="bullet"/>
+      <w:lvlText w:val="o"/>
+      <w:lvlJc w:val="left"/>
+      <w:pPr>
+        <w:ind w:left="1080" w:hanging="360"/>
+      </w:pPr>
+      <w:rPr>
+        <w:rFonts w:ascii="Courier New" w:hAnsi="Courier New" w:cs="Courier New" w:hint="default"/>
+      </w:rPr>
+    </w:lvl>
+    <w:lvl w:ilvl="2" w:tplc="40090005" w:tentative="1">
+      <w:start w:val="1"/>
+      <w:numFmt w:val="bullet"/>
+      <w:lvlText w:val=""/>
+      <w:lvlJc w:val="left"/>
+      <w:pPr>
+        <w:ind w:left="1800" w:hanging="360"/>
+      </w:pPr>
+      <w:rPr>
+        <w:rFonts w:ascii="Wingdings" w:hAnsi="Wingdings" w:hint="default"/>
+      </w:rPr>
+    </w:lvl>
+    <w:lvl w:ilvl="3" w:tplc="40090001" w:tentative="1">
+      <w:start w:val="1"/>
+      <w:numFmt w:val="bullet"/>
+      <w:lvlText w:val=""/>
+      <w:lvlJc w:val="left"/>
+      <w:pPr>
+        <w:ind w:left="2520" w:hanging="360"/>
+      </w:pPr>
+      <w:rPr>
+        <w:rFonts w:ascii="Symbol" w:hAnsi="Symbol" w:hint="default"/>
+      </w:rPr>
+    </w:lvl>
+    <w:lvl w:ilvl="4" w:tplc="40090003" w:tentative="1">
+      <w:start w:val="1"/>
+      <w:numFmt w:val="bullet"/>
+      <w:lvlText w:val="o"/>
+      <w:lvlJc w:val="left"/>
+      <w:pPr>
+        <w:ind w:left="3240" w:hanging="360"/>
+      </w:pPr>
+      <w:rPr>
+        <w:rFonts w:ascii="Courier New" w:hAnsi="Courier New" w:cs="Courier New" w:hint="default"/>
+      </w:rPr>
+    </w:lvl>
+    <w:lvl w:ilvl="5" w:tplc="40090005" w:tentative="1">
+      <w:start w:val="1"/>
+      <w:numFmt w:val="bullet"/>
+      <w:lvlText w:val=""/>
+      <w:lvlJc w:val="left"/>
+      <w:pPr>
+        <w:ind w:left="3960" w:hanging="360"/>
+      </w:pPr>
+      <w:rPr>
+        <w:rFonts w:ascii="Wingdings" w:hAnsi="Wingdings" w:hint="default"/>
+      </w:rPr>
+    </w:lvl>
+    <w:lvl w:ilvl="6" w:tplc="40090001" w:tentative="1">
+      <w:start w:val="1"/>
+      <w:numFmt w:val="bullet"/>
+      <w:lvlText w:val=""/>
+      <w:lvlJc w:val="left"/>
+      <w:pPr>
+        <w:ind w:left="4680" w:hanging="360"/>
+      </w:pPr>
+      <w:rPr>
+        <w:rFonts w:ascii="Symbol" w:hAnsi="Symbol" w:hint="default"/>
+      </w:rPr>
+    </w:lvl>
+    <w:lvl w:ilvl="7" w:tplc="40090003" w:tentative="1">
+      <w:start w:val="1"/>
+      <w:numFmt w:val="bullet"/>
+      <w:lvlText w:val="o"/>
+      <w:lvlJc w:val="left"/>
+      <w:pPr>
+        <w:ind w:left="5400" w:hanging="360"/>
+      </w:pPr>
+      <w:rPr>
+        <w:rFonts w:ascii="Courier New" w:hAnsi="Courier New" w:cs="Courier New" w:hint="default"/>
+      </w:rPr>
+    </w:lvl>
+    <w:lvl w:ilvl="8" w:tplc="40090005" w:tentative="1">
+      <w:start w:val="1"/>
+      <w:numFmt w:val="bullet"/>
+      <w:lvlText w:val=""/>
+      <w:lvlJc w:val="left"/>
+      <w:pPr>
+        <w:ind w:left="6120" w:hanging="360"/>
+      </w:pPr>
+      <w:rPr>
+        <w:rFonts w:ascii="Wingdings" w:hAnsi="Wingdings" w:hint="default"/>
+      </w:rPr>
+    </w:lvl>
+  </w:abstractNum>
+  <w:abstractNum w:abstractNumId="16" w15:restartNumberingAfterBreak="0">
     <w:nsid w:val="24324A06"/>
     <w:multiLevelType w:val="hybridMultilevel"/>
     <w:tmpl w:val="30AEE9DC"/>
@@ -2409,7 +3754,7 @@
       </w:rPr>
     </w:lvl>
   </w:abstractNum>
-  <w:abstractNum w:abstractNumId="12" w15:restartNumberingAfterBreak="0">
+  <w:abstractNum w:abstractNumId="17" w15:restartNumberingAfterBreak="0">
     <w:nsid w:val="250557D5"/>
     <w:multiLevelType w:val="hybridMultilevel"/>
     <w:tmpl w:val="78CA5A84"/>
@@ -2495,7 +3840,7 @@
       </w:pPr>
     </w:lvl>
   </w:abstractNum>
-  <w:abstractNum w:abstractNumId="13" w15:restartNumberingAfterBreak="0">
+  <w:abstractNum w:abstractNumId="18" w15:restartNumberingAfterBreak="0">
     <w:nsid w:val="252E7FE6"/>
     <w:multiLevelType w:val="hybridMultilevel"/>
     <w:tmpl w:val="FB8A73D6"/>
@@ -2581,7 +3926,120 @@
       </w:pPr>
     </w:lvl>
   </w:abstractNum>
-  <w:abstractNum w:abstractNumId="14" w15:restartNumberingAfterBreak="0">
+  <w:abstractNum w:abstractNumId="19" w15:restartNumberingAfterBreak="0">
+    <w:nsid w:val="261B1A94"/>
+    <w:multiLevelType w:val="hybridMultilevel"/>
+    <w:tmpl w:val="BC849196"/>
+    <w:lvl w:ilvl="0" w:tplc="4009000B">
+      <w:start w:val="1"/>
+      <w:numFmt w:val="bullet"/>
+      <w:lvlText w:val=""/>
+      <w:lvlJc w:val="left"/>
+      <w:pPr>
+        <w:ind w:left="360" w:hanging="360"/>
+      </w:pPr>
+      <w:rPr>
+        <w:rFonts w:ascii="Wingdings" w:hAnsi="Wingdings" w:hint="default"/>
+      </w:rPr>
+    </w:lvl>
+    <w:lvl w:ilvl="1" w:tplc="40090003" w:tentative="1">
+      <w:start w:val="1"/>
+      <w:numFmt w:val="bullet"/>
+      <w:lvlText w:val="o"/>
+      <w:lvlJc w:val="left"/>
+      <w:pPr>
+        <w:ind w:left="1080" w:hanging="360"/>
+      </w:pPr>
+      <w:rPr>
+        <w:rFonts w:ascii="Courier New" w:hAnsi="Courier New" w:cs="Courier New" w:hint="default"/>
+      </w:rPr>
+    </w:lvl>
+    <w:lvl w:ilvl="2" w:tplc="40090005" w:tentative="1">
+      <w:start w:val="1"/>
+      <w:numFmt w:val="bullet"/>
+      <w:lvlText w:val=""/>
+      <w:lvlJc w:val="left"/>
+      <w:pPr>
+        <w:ind w:left="1800" w:hanging="360"/>
+      </w:pPr>
+      <w:rPr>
+        <w:rFonts w:ascii="Wingdings" w:hAnsi="Wingdings" w:hint="default"/>
+      </w:rPr>
+    </w:lvl>
+    <w:lvl w:ilvl="3" w:tplc="40090001" w:tentative="1">
+      <w:start w:val="1"/>
+      <w:numFmt w:val="bullet"/>
+      <w:lvlText w:val=""/>
+      <w:lvlJc w:val="left"/>
+      <w:pPr>
+        <w:ind w:left="2520" w:hanging="360"/>
+      </w:pPr>
+      <w:rPr>
+        <w:rFonts w:ascii="Symbol" w:hAnsi="Symbol" w:hint="default"/>
+      </w:rPr>
+    </w:lvl>
+    <w:lvl w:ilvl="4" w:tplc="40090003" w:tentative="1">
+      <w:start w:val="1"/>
+      <w:numFmt w:val="bullet"/>
+      <w:lvlText w:val="o"/>
+      <w:lvlJc w:val="left"/>
+      <w:pPr>
+        <w:ind w:left="3240" w:hanging="360"/>
+      </w:pPr>
+      <w:rPr>
+        <w:rFonts w:ascii="Courier New" w:hAnsi="Courier New" w:cs="Courier New" w:hint="default"/>
+      </w:rPr>
+    </w:lvl>
+    <w:lvl w:ilvl="5" w:tplc="40090005" w:tentative="1">
+      <w:start w:val="1"/>
+      <w:numFmt w:val="bullet"/>
+      <w:lvlText w:val=""/>
+      <w:lvlJc w:val="left"/>
+      <w:pPr>
+        <w:ind w:left="3960" w:hanging="360"/>
+      </w:pPr>
+      <w:rPr>
+        <w:rFonts w:ascii="Wingdings" w:hAnsi="Wingdings" w:hint="default"/>
+      </w:rPr>
+    </w:lvl>
+    <w:lvl w:ilvl="6" w:tplc="40090001" w:tentative="1">
+      <w:start w:val="1"/>
+      <w:numFmt w:val="bullet"/>
+      <w:lvlText w:val=""/>
+      <w:lvlJc w:val="left"/>
+      <w:pPr>
+        <w:ind w:left="4680" w:hanging="360"/>
+      </w:pPr>
+      <w:rPr>
+        <w:rFonts w:ascii="Symbol" w:hAnsi="Symbol" w:hint="default"/>
+      </w:rPr>
+    </w:lvl>
+    <w:lvl w:ilvl="7" w:tplc="40090003" w:tentative="1">
+      <w:start w:val="1"/>
+      <w:numFmt w:val="bullet"/>
+      <w:lvlText w:val="o"/>
+      <w:lvlJc w:val="left"/>
+      <w:pPr>
+        <w:ind w:left="5400" w:hanging="360"/>
+      </w:pPr>
+      <w:rPr>
+        <w:rFonts w:ascii="Courier New" w:hAnsi="Courier New" w:cs="Courier New" w:hint="default"/>
+      </w:rPr>
+    </w:lvl>
+    <w:lvl w:ilvl="8" w:tplc="40090005" w:tentative="1">
+      <w:start w:val="1"/>
+      <w:numFmt w:val="bullet"/>
+      <w:lvlText w:val=""/>
+      <w:lvlJc w:val="left"/>
+      <w:pPr>
+        <w:ind w:left="6120" w:hanging="360"/>
+      </w:pPr>
+      <w:rPr>
+        <w:rFonts w:ascii="Wingdings" w:hAnsi="Wingdings" w:hint="default"/>
+      </w:rPr>
+    </w:lvl>
+  </w:abstractNum>
+  <w:abstractNum w:abstractNumId="20" w15:restartNumberingAfterBreak="0">
     <w:nsid w:val="268F7D29"/>
     <w:multiLevelType w:val="hybridMultilevel"/>
     <w:tmpl w:val="9FBC9794"/>
@@ -2694,7 +4152,120 @@
       </w:rPr>
     </w:lvl>
   </w:abstractNum>
-  <w:abstractNum w:abstractNumId="15" w15:restartNumberingAfterBreak="0">
+  <w:abstractNum w:abstractNumId="21" w15:restartNumberingAfterBreak="0">
+    <w:nsid w:val="26BB7BE6"/>
+    <w:multiLevelType w:val="hybridMultilevel"/>
+    <w:tmpl w:val="8FA40616"/>
+    <w:lvl w:ilvl="0" w:tplc="40090009">
+      <w:start w:val="1"/>
+      <w:numFmt w:val="bullet"/>
+      <w:lvlText w:val=""/>
+      <w:lvlJc w:val="left"/>
+      <w:pPr>
+        <w:ind w:left="360" w:hanging="360"/>
+      </w:pPr>
+      <w:rPr>
+        <w:rFonts w:ascii="Wingdings" w:hAnsi="Wingdings" w:hint="default"/>
+      </w:rPr>
+    </w:lvl>
+    <w:lvl w:ilvl="1" w:tplc="FFFFFFFF" w:tentative="1">
+      <w:start w:val="1"/>
+      <w:numFmt w:val="bullet"/>
+      <w:lvlText w:val="o"/>
+      <w:lvlJc w:val="left"/>
+      <w:pPr>
+        <w:ind w:left="1080" w:hanging="360"/>
+      </w:pPr>
+      <w:rPr>
+        <w:rFonts w:ascii="Courier New" w:hAnsi="Courier New" w:cs="Courier New" w:hint="default"/>
+      </w:rPr>
+    </w:lvl>
+    <w:lvl w:ilvl="2" w:tplc="FFFFFFFF" w:tentative="1">
+      <w:start w:val="1"/>
+      <w:numFmt w:val="bullet"/>
+      <w:lvlText w:val=""/>
+      <w:lvlJc w:val="left"/>
+      <w:pPr>
+        <w:ind w:left="1800" w:hanging="360"/>
+      </w:pPr>
+      <w:rPr>
+        <w:rFonts w:ascii="Wingdings" w:hAnsi="Wingdings" w:hint="default"/>
+      </w:rPr>
+    </w:lvl>
+    <w:lvl w:ilvl="3" w:tplc="FFFFFFFF" w:tentative="1">
+      <w:start w:val="1"/>
+      <w:numFmt w:val="bullet"/>
+      <w:lvlText w:val=""/>
+      <w:lvlJc w:val="left"/>
+      <w:pPr>
+        <w:ind w:left="2520" w:hanging="360"/>
+      </w:pPr>
+      <w:rPr>
+        <w:rFonts w:ascii="Symbol" w:hAnsi="Symbol" w:hint="default"/>
+      </w:rPr>
+    </w:lvl>
+    <w:lvl w:ilvl="4" w:tplc="FFFFFFFF" w:tentative="1">
+      <w:start w:val="1"/>
+      <w:numFmt w:val="bullet"/>
+      <w:lvlText w:val="o"/>
+      <w:lvlJc w:val="left"/>
+      <w:pPr>
+        <w:ind w:left="3240" w:hanging="360"/>
+      </w:pPr>
+      <w:rPr>
+        <w:rFonts w:ascii="Courier New" w:hAnsi="Courier New" w:cs="Courier New" w:hint="default"/>
+      </w:rPr>
+    </w:lvl>
+    <w:lvl w:ilvl="5" w:tplc="FFFFFFFF" w:tentative="1">
+      <w:start w:val="1"/>
+      <w:numFmt w:val="bullet"/>
+      <w:lvlText w:val=""/>
+      <w:lvlJc w:val="left"/>
+      <w:pPr>
+        <w:ind w:left="3960" w:hanging="360"/>
+      </w:pPr>
+      <w:rPr>
+        <w:rFonts w:ascii="Wingdings" w:hAnsi="Wingdings" w:hint="default"/>
+      </w:rPr>
+    </w:lvl>
+    <w:lvl w:ilvl="6" w:tplc="FFFFFFFF" w:tentative="1">
+      <w:start w:val="1"/>
+      <w:numFmt w:val="bullet"/>
+      <w:lvlText w:val=""/>
+      <w:lvlJc w:val="left"/>
+      <w:pPr>
+        <w:ind w:left="4680" w:hanging="360"/>
+      </w:pPr>
+      <w:rPr>
+        <w:rFonts w:ascii="Symbol" w:hAnsi="Symbol" w:hint="default"/>
+      </w:rPr>
+    </w:lvl>
+    <w:lvl w:ilvl="7" w:tplc="FFFFFFFF" w:tentative="1">
+      <w:start w:val="1"/>
+      <w:numFmt w:val="bullet"/>
+      <w:lvlText w:val="o"/>
+      <w:lvlJc w:val="left"/>
+      <w:pPr>
+        <w:ind w:left="5400" w:hanging="360"/>
+      </w:pPr>
+      <w:rPr>
+        <w:rFonts w:ascii="Courier New" w:hAnsi="Courier New" w:cs="Courier New" w:hint="default"/>
+      </w:rPr>
+    </w:lvl>
+    <w:lvl w:ilvl="8" w:tplc="FFFFFFFF" w:tentative="1">
+      <w:start w:val="1"/>
+      <w:numFmt w:val="bullet"/>
+      <w:lvlText w:val=""/>
+      <w:lvlJc w:val="left"/>
+      <w:pPr>
+        <w:ind w:left="6120" w:hanging="360"/>
+      </w:pPr>
+      <w:rPr>
+        <w:rFonts w:ascii="Wingdings" w:hAnsi="Wingdings" w:hint="default"/>
+      </w:rPr>
+    </w:lvl>
+  </w:abstractNum>
+  <w:abstractNum w:abstractNumId="22" w15:restartNumberingAfterBreak="0">
     <w:nsid w:val="2E7F708E"/>
     <w:multiLevelType w:val="hybridMultilevel"/>
     <w:tmpl w:val="7B0AA088"/>
@@ -2807,7 +4378,7 @@
       </w:rPr>
     </w:lvl>
   </w:abstractNum>
-  <w:abstractNum w:abstractNumId="16" w15:restartNumberingAfterBreak="0">
+  <w:abstractNum w:abstractNumId="23" w15:restartNumberingAfterBreak="0">
     <w:nsid w:val="38C51B69"/>
     <w:multiLevelType w:val="multilevel"/>
     <w:tmpl w:val="4CE2F27E"/>
@@ -2956,7 +4527,120 @@
       </w:rPr>
     </w:lvl>
   </w:abstractNum>
-  <w:abstractNum w:abstractNumId="17" w15:restartNumberingAfterBreak="0">
+  <w:abstractNum w:abstractNumId="24" w15:restartNumberingAfterBreak="0">
+    <w:nsid w:val="41592F60"/>
+    <w:multiLevelType w:val="hybridMultilevel"/>
+    <w:tmpl w:val="6C50C9C8"/>
+    <w:lvl w:ilvl="0" w:tplc="40090009">
+      <w:start w:val="1"/>
+      <w:numFmt w:val="bullet"/>
+      <w:lvlText w:val=""/>
+      <w:lvlJc w:val="left"/>
+      <w:pPr>
+        <w:ind w:left="360" w:hanging="360"/>
+      </w:pPr>
+      <w:rPr>
+        <w:rFonts w:ascii="Wingdings" w:hAnsi="Wingdings" w:hint="default"/>
+      </w:rPr>
+    </w:lvl>
+    <w:lvl w:ilvl="1" w:tplc="40090003" w:tentative="1">
+      <w:start w:val="1"/>
+      <w:numFmt w:val="bullet"/>
+      <w:lvlText w:val="o"/>
+      <w:lvlJc w:val="left"/>
+      <w:pPr>
+        <w:ind w:left="1080" w:hanging="360"/>
+      </w:pPr>
+      <w:rPr>
+        <w:rFonts w:ascii="Courier New" w:hAnsi="Courier New" w:cs="Courier New" w:hint="default"/>
+      </w:rPr>
+    </w:lvl>
+    <w:lvl w:ilvl="2" w:tplc="40090005" w:tentative="1">
+      <w:start w:val="1"/>
+      <w:numFmt w:val="bullet"/>
+      <w:lvlText w:val=""/>
+      <w:lvlJc w:val="left"/>
+      <w:pPr>
+        <w:ind w:left="1800" w:hanging="360"/>
+      </w:pPr>
+      <w:rPr>
+        <w:rFonts w:ascii="Wingdings" w:hAnsi="Wingdings" w:hint="default"/>
+      </w:rPr>
+    </w:lvl>
+    <w:lvl w:ilvl="3" w:tplc="40090001" w:tentative="1">
+      <w:start w:val="1"/>
+      <w:numFmt w:val="bullet"/>
+      <w:lvlText w:val=""/>
+      <w:lvlJc w:val="left"/>
+      <w:pPr>
+        <w:ind w:left="2520" w:hanging="360"/>
+      </w:pPr>
+      <w:rPr>
+        <w:rFonts w:ascii="Symbol" w:hAnsi="Symbol" w:hint="default"/>
+      </w:rPr>
+    </w:lvl>
+    <w:lvl w:ilvl="4" w:tplc="40090003" w:tentative="1">
+      <w:start w:val="1"/>
+      <w:numFmt w:val="bullet"/>
+      <w:lvlText w:val="o"/>
+      <w:lvlJc w:val="left"/>
+      <w:pPr>
+        <w:ind w:left="3240" w:hanging="360"/>
+      </w:pPr>
+      <w:rPr>
+        <w:rFonts w:ascii="Courier New" w:hAnsi="Courier New" w:cs="Courier New" w:hint="default"/>
+      </w:rPr>
+    </w:lvl>
+    <w:lvl w:ilvl="5" w:tplc="40090005" w:tentative="1">
+      <w:start w:val="1"/>
+      <w:numFmt w:val="bullet"/>
+      <w:lvlText w:val=""/>
+      <w:lvlJc w:val="left"/>
+      <w:pPr>
+        <w:ind w:left="3960" w:hanging="360"/>
+      </w:pPr>
+      <w:rPr>
+        <w:rFonts w:ascii="Wingdings" w:hAnsi="Wingdings" w:hint="default"/>
+      </w:rPr>
+    </w:lvl>
+    <w:lvl w:ilvl="6" w:tplc="40090001" w:tentative="1">
+      <w:start w:val="1"/>
+      <w:numFmt w:val="bullet"/>
+      <w:lvlText w:val=""/>
+      <w:lvlJc w:val="left"/>
+      <w:pPr>
+        <w:ind w:left="4680" w:hanging="360"/>
+      </w:pPr>
+      <w:rPr>
+        <w:rFonts w:ascii="Symbol" w:hAnsi="Symbol" w:hint="default"/>
+      </w:rPr>
+    </w:lvl>
+    <w:lvl w:ilvl="7" w:tplc="40090003" w:tentative="1">
+      <w:start w:val="1"/>
+      <w:numFmt w:val="bullet"/>
+      <w:lvlText w:val="o"/>
+      <w:lvlJc w:val="left"/>
+      <w:pPr>
+        <w:ind w:left="5400" w:hanging="360"/>
+      </w:pPr>
+      <w:rPr>
+        <w:rFonts w:ascii="Courier New" w:hAnsi="Courier New" w:cs="Courier New" w:hint="default"/>
+      </w:rPr>
+    </w:lvl>
+    <w:lvl w:ilvl="8" w:tplc="40090005" w:tentative="1">
+      <w:start w:val="1"/>
+      <w:numFmt w:val="bullet"/>
+      <w:lvlText w:val=""/>
+      <w:lvlJc w:val="left"/>
+      <w:pPr>
+        <w:ind w:left="6120" w:hanging="360"/>
+      </w:pPr>
+      <w:rPr>
+        <w:rFonts w:ascii="Wingdings" w:hAnsi="Wingdings" w:hint="default"/>
+      </w:rPr>
+    </w:lvl>
+  </w:abstractNum>
+  <w:abstractNum w:abstractNumId="25" w15:restartNumberingAfterBreak="0">
     <w:nsid w:val="4233558C"/>
     <w:multiLevelType w:val="hybridMultilevel"/>
     <w:tmpl w:val="35A8F07C"/>
@@ -3069,7 +4753,346 @@
       </w:rPr>
     </w:lvl>
   </w:abstractNum>
-  <w:abstractNum w:abstractNumId="18" w15:restartNumberingAfterBreak="0">
+  <w:abstractNum w:abstractNumId="26" w15:restartNumberingAfterBreak="0">
+    <w:nsid w:val="43D50AF2"/>
+    <w:multiLevelType w:val="hybridMultilevel"/>
+    <w:tmpl w:val="2D9C42D6"/>
+    <w:lvl w:ilvl="0" w:tplc="40090005">
+      <w:start w:val="1"/>
+      <w:numFmt w:val="bullet"/>
+      <w:lvlText w:val=""/>
+      <w:lvlJc w:val="left"/>
+      <w:pPr>
+        <w:ind w:left="360" w:hanging="360"/>
+      </w:pPr>
+      <w:rPr>
+        <w:rFonts w:ascii="Wingdings" w:hAnsi="Wingdings" w:hint="default"/>
+      </w:rPr>
+    </w:lvl>
+    <w:lvl w:ilvl="1" w:tplc="40090003" w:tentative="1">
+      <w:start w:val="1"/>
+      <w:numFmt w:val="bullet"/>
+      <w:lvlText w:val="o"/>
+      <w:lvlJc w:val="left"/>
+      <w:pPr>
+        <w:ind w:left="1080" w:hanging="360"/>
+      </w:pPr>
+      <w:rPr>
+        <w:rFonts w:ascii="Courier New" w:hAnsi="Courier New" w:cs="Courier New" w:hint="default"/>
+      </w:rPr>
+    </w:lvl>
+    <w:lvl w:ilvl="2" w:tplc="40090005" w:tentative="1">
+      <w:start w:val="1"/>
+      <w:numFmt w:val="bullet"/>
+      <w:lvlText w:val=""/>
+      <w:lvlJc w:val="left"/>
+      <w:pPr>
+        <w:ind w:left="1800" w:hanging="360"/>
+      </w:pPr>
+      <w:rPr>
+        <w:rFonts w:ascii="Wingdings" w:hAnsi="Wingdings" w:hint="default"/>
+      </w:rPr>
+    </w:lvl>
+    <w:lvl w:ilvl="3" w:tplc="40090001" w:tentative="1">
+      <w:start w:val="1"/>
+      <w:numFmt w:val="bullet"/>
+      <w:lvlText w:val=""/>
+      <w:lvlJc w:val="left"/>
+      <w:pPr>
+        <w:ind w:left="2520" w:hanging="360"/>
+      </w:pPr>
+      <w:rPr>
+        <w:rFonts w:ascii="Symbol" w:hAnsi="Symbol" w:hint="default"/>
+      </w:rPr>
+    </w:lvl>
+    <w:lvl w:ilvl="4" w:tplc="40090003" w:tentative="1">
+      <w:start w:val="1"/>
+      <w:numFmt w:val="bullet"/>
+      <w:lvlText w:val="o"/>
+      <w:lvlJc w:val="left"/>
+      <w:pPr>
+        <w:ind w:left="3240" w:hanging="360"/>
+      </w:pPr>
+      <w:rPr>
+        <w:rFonts w:ascii="Courier New" w:hAnsi="Courier New" w:cs="Courier New" w:hint="default"/>
+      </w:rPr>
+    </w:lvl>
+    <w:lvl w:ilvl="5" w:tplc="40090005" w:tentative="1">
+      <w:start w:val="1"/>
+      <w:numFmt w:val="bullet"/>
+      <w:lvlText w:val=""/>
+      <w:lvlJc w:val="left"/>
+      <w:pPr>
+        <w:ind w:left="3960" w:hanging="360"/>
+      </w:pPr>
+      <w:rPr>
+        <w:rFonts w:ascii="Wingdings" w:hAnsi="Wingdings" w:hint="default"/>
+      </w:rPr>
+    </w:lvl>
+    <w:lvl w:ilvl="6" w:tplc="40090001" w:tentative="1">
+      <w:start w:val="1"/>
+      <w:numFmt w:val="bullet"/>
+      <w:lvlText w:val=""/>
+      <w:lvlJc w:val="left"/>
+      <w:pPr>
+        <w:ind w:left="4680" w:hanging="360"/>
+      </w:pPr>
+      <w:rPr>
+        <w:rFonts w:ascii="Symbol" w:hAnsi="Symbol" w:hint="default"/>
+      </w:rPr>
+    </w:lvl>
+    <w:lvl w:ilvl="7" w:tplc="40090003" w:tentative="1">
+      <w:start w:val="1"/>
+      <w:numFmt w:val="bullet"/>
+      <w:lvlText w:val="o"/>
+      <w:lvlJc w:val="left"/>
+      <w:pPr>
+        <w:ind w:left="5400" w:hanging="360"/>
+      </w:pPr>
+      <w:rPr>
+        <w:rFonts w:ascii="Courier New" w:hAnsi="Courier New" w:cs="Courier New" w:hint="default"/>
+      </w:rPr>
+    </w:lvl>
+    <w:lvl w:ilvl="8" w:tplc="40090005" w:tentative="1">
+      <w:start w:val="1"/>
+      <w:numFmt w:val="bullet"/>
+      <w:lvlText w:val=""/>
+      <w:lvlJc w:val="left"/>
+      <w:pPr>
+        <w:ind w:left="6120" w:hanging="360"/>
+      </w:pPr>
+      <w:rPr>
+        <w:rFonts w:ascii="Wingdings" w:hAnsi="Wingdings" w:hint="default"/>
+      </w:rPr>
+    </w:lvl>
+  </w:abstractNum>
+  <w:abstractNum w:abstractNumId="27" w15:restartNumberingAfterBreak="0">
+    <w:nsid w:val="448147AA"/>
+    <w:multiLevelType w:val="hybridMultilevel"/>
+    <w:tmpl w:val="1CA0ABF2"/>
+    <w:lvl w:ilvl="0" w:tplc="4009000B">
+      <w:start w:val="1"/>
+      <w:numFmt w:val="bullet"/>
+      <w:lvlText w:val=""/>
+      <w:lvlJc w:val="left"/>
+      <w:pPr>
+        <w:ind w:left="360" w:hanging="360"/>
+      </w:pPr>
+      <w:rPr>
+        <w:rFonts w:ascii="Wingdings" w:hAnsi="Wingdings" w:hint="default"/>
+      </w:rPr>
+    </w:lvl>
+    <w:lvl w:ilvl="1" w:tplc="FFFFFFFF" w:tentative="1">
+      <w:start w:val="1"/>
+      <w:numFmt w:val="bullet"/>
+      <w:lvlText w:val="o"/>
+      <w:lvlJc w:val="left"/>
+      <w:pPr>
+        <w:ind w:left="1080" w:hanging="360"/>
+      </w:pPr>
+      <w:rPr>
+        <w:rFonts w:ascii="Courier New" w:hAnsi="Courier New" w:cs="Courier New" w:hint="default"/>
+      </w:rPr>
+    </w:lvl>
+    <w:lvl w:ilvl="2" w:tplc="FFFFFFFF" w:tentative="1">
+      <w:start w:val="1"/>
+      <w:numFmt w:val="bullet"/>
+      <w:lvlText w:val=""/>
+      <w:lvlJc w:val="left"/>
+      <w:pPr>
+        <w:ind w:left="1800" w:hanging="360"/>
+      </w:pPr>
+      <w:rPr>
+        <w:rFonts w:ascii="Wingdings" w:hAnsi="Wingdings" w:hint="default"/>
+      </w:rPr>
+    </w:lvl>
+    <w:lvl w:ilvl="3" w:tplc="FFFFFFFF" w:tentative="1">
+      <w:start w:val="1"/>
+      <w:numFmt w:val="bullet"/>
+      <w:lvlText w:val=""/>
+      <w:lvlJc w:val="left"/>
+      <w:pPr>
+        <w:ind w:left="2520" w:hanging="360"/>
+      </w:pPr>
+      <w:rPr>
+        <w:rFonts w:ascii="Symbol" w:hAnsi="Symbol" w:hint="default"/>
+      </w:rPr>
+    </w:lvl>
+    <w:lvl w:ilvl="4" w:tplc="FFFFFFFF" w:tentative="1">
+      <w:start w:val="1"/>
+      <w:numFmt w:val="bullet"/>
+      <w:lvlText w:val="o"/>
+      <w:lvlJc w:val="left"/>
+      <w:pPr>
+        <w:ind w:left="3240" w:hanging="360"/>
+      </w:pPr>
+      <w:rPr>
+        <w:rFonts w:ascii="Courier New" w:hAnsi="Courier New" w:cs="Courier New" w:hint="default"/>
+      </w:rPr>
+    </w:lvl>
+    <w:lvl w:ilvl="5" w:tplc="FFFFFFFF" w:tentative="1">
+      <w:start w:val="1"/>
+      <w:numFmt w:val="bullet"/>
+      <w:lvlText w:val=""/>
+      <w:lvlJc w:val="left"/>
+      <w:pPr>
+        <w:ind w:left="3960" w:hanging="360"/>
+      </w:pPr>
+      <w:rPr>
+        <w:rFonts w:ascii="Wingdings" w:hAnsi="Wingdings" w:hint="default"/>
+      </w:rPr>
+    </w:lvl>
+    <w:lvl w:ilvl="6" w:tplc="FFFFFFFF" w:tentative="1">
+      <w:start w:val="1"/>
+      <w:numFmt w:val="bullet"/>
+      <w:lvlText w:val=""/>
+      <w:lvlJc w:val="left"/>
+      <w:pPr>
+        <w:ind w:left="4680" w:hanging="360"/>
+      </w:pPr>
+      <w:rPr>
+        <w:rFonts w:ascii="Symbol" w:hAnsi="Symbol" w:hint="default"/>
+      </w:rPr>
+    </w:lvl>
+    <w:lvl w:ilvl="7" w:tplc="FFFFFFFF" w:tentative="1">
+      <w:start w:val="1"/>
+      <w:numFmt w:val="bullet"/>
+      <w:lvlText w:val="o"/>
+      <w:lvlJc w:val="left"/>
+      <w:pPr>
+        <w:ind w:left="5400" w:hanging="360"/>
+      </w:pPr>
+      <w:rPr>
+        <w:rFonts w:ascii="Courier New" w:hAnsi="Courier New" w:cs="Courier New" w:hint="default"/>
+      </w:rPr>
+    </w:lvl>
+    <w:lvl w:ilvl="8" w:tplc="FFFFFFFF" w:tentative="1">
+      <w:start w:val="1"/>
+      <w:numFmt w:val="bullet"/>
+      <w:lvlText w:val=""/>
+      <w:lvlJc w:val="left"/>
+      <w:pPr>
+        <w:ind w:left="6120" w:hanging="360"/>
+      </w:pPr>
+      <w:rPr>
+        <w:rFonts w:ascii="Wingdings" w:hAnsi="Wingdings" w:hint="default"/>
+      </w:rPr>
+    </w:lvl>
+  </w:abstractNum>
+  <w:abstractNum w:abstractNumId="28" w15:restartNumberingAfterBreak="0">
+    <w:nsid w:val="4EA555E1"/>
+    <w:multiLevelType w:val="hybridMultilevel"/>
+    <w:tmpl w:val="A7EC7584"/>
+    <w:lvl w:ilvl="0" w:tplc="40090009">
+      <w:start w:val="1"/>
+      <w:numFmt w:val="bullet"/>
+      <w:lvlText w:val=""/>
+      <w:lvlJc w:val="left"/>
+      <w:pPr>
+        <w:ind w:left="360" w:hanging="360"/>
+      </w:pPr>
+      <w:rPr>
+        <w:rFonts w:ascii="Wingdings" w:hAnsi="Wingdings" w:hint="default"/>
+      </w:rPr>
+    </w:lvl>
+    <w:lvl w:ilvl="1" w:tplc="40090003" w:tentative="1">
+      <w:start w:val="1"/>
+      <w:numFmt w:val="bullet"/>
+      <w:lvlText w:val="o"/>
+      <w:lvlJc w:val="left"/>
+      <w:pPr>
+        <w:ind w:left="1080" w:hanging="360"/>
+      </w:pPr>
+      <w:rPr>
+        <w:rFonts w:ascii="Courier New" w:hAnsi="Courier New" w:cs="Courier New" w:hint="default"/>
+      </w:rPr>
+    </w:lvl>
+    <w:lvl w:ilvl="2" w:tplc="40090005" w:tentative="1">
+      <w:start w:val="1"/>
+      <w:numFmt w:val="bullet"/>
+      <w:lvlText w:val=""/>
+      <w:lvlJc w:val="left"/>
+      <w:pPr>
+        <w:ind w:left="1800" w:hanging="360"/>
+      </w:pPr>
+      <w:rPr>
+        <w:rFonts w:ascii="Wingdings" w:hAnsi="Wingdings" w:hint="default"/>
+      </w:rPr>
+    </w:lvl>
+    <w:lvl w:ilvl="3" w:tplc="40090001" w:tentative="1">
+      <w:start w:val="1"/>
+      <w:numFmt w:val="bullet"/>
+      <w:lvlText w:val=""/>
+      <w:lvlJc w:val="left"/>
+      <w:pPr>
+        <w:ind w:left="2520" w:hanging="360"/>
+      </w:pPr>
+      <w:rPr>
+        <w:rFonts w:ascii="Symbol" w:hAnsi="Symbol" w:hint="default"/>
+      </w:rPr>
+    </w:lvl>
+    <w:lvl w:ilvl="4" w:tplc="40090003" w:tentative="1">
+      <w:start w:val="1"/>
+      <w:numFmt w:val="bullet"/>
+      <w:lvlText w:val="o"/>
+      <w:lvlJc w:val="left"/>
+      <w:pPr>
+        <w:ind w:left="3240" w:hanging="360"/>
+      </w:pPr>
+      <w:rPr>
+        <w:rFonts w:ascii="Courier New" w:hAnsi="Courier New" w:cs="Courier New" w:hint="default"/>
+      </w:rPr>
+    </w:lvl>
+    <w:lvl w:ilvl="5" w:tplc="40090005" w:tentative="1">
+      <w:start w:val="1"/>
+      <w:numFmt w:val="bullet"/>
+      <w:lvlText w:val=""/>
+      <w:lvlJc w:val="left"/>
+      <w:pPr>
+        <w:ind w:left="3960" w:hanging="360"/>
+      </w:pPr>
+      <w:rPr>
+        <w:rFonts w:ascii="Wingdings" w:hAnsi="Wingdings" w:hint="default"/>
+      </w:rPr>
+    </w:lvl>
+    <w:lvl w:ilvl="6" w:tplc="40090001" w:tentative="1">
+      <w:start w:val="1"/>
+      <w:numFmt w:val="bullet"/>
+      <w:lvlText w:val=""/>
+      <w:lvlJc w:val="left"/>
+      <w:pPr>
+        <w:ind w:left="4680" w:hanging="360"/>
+      </w:pPr>
+      <w:rPr>
+        <w:rFonts w:ascii="Symbol" w:hAnsi="Symbol" w:hint="default"/>
+      </w:rPr>
+    </w:lvl>
+    <w:lvl w:ilvl="7" w:tplc="40090003" w:tentative="1">
+      <w:start w:val="1"/>
+      <w:numFmt w:val="bullet"/>
+      <w:lvlText w:val="o"/>
+      <w:lvlJc w:val="left"/>
+      <w:pPr>
+        <w:ind w:left="5400" w:hanging="360"/>
+      </w:pPr>
+      <w:rPr>
+        <w:rFonts w:ascii="Courier New" w:hAnsi="Courier New" w:cs="Courier New" w:hint="default"/>
+      </w:rPr>
+    </w:lvl>
+    <w:lvl w:ilvl="8" w:tplc="40090005" w:tentative="1">
+      <w:start w:val="1"/>
+      <w:numFmt w:val="bullet"/>
+      <w:lvlText w:val=""/>
+      <w:lvlJc w:val="left"/>
+      <w:pPr>
+        <w:ind w:left="6120" w:hanging="360"/>
+      </w:pPr>
+      <w:rPr>
+        <w:rFonts w:ascii="Wingdings" w:hAnsi="Wingdings" w:hint="default"/>
+      </w:rPr>
+    </w:lvl>
+  </w:abstractNum>
+  <w:abstractNum w:abstractNumId="29" w15:restartNumberingAfterBreak="0">
     <w:nsid w:val="4FFE186D"/>
     <w:multiLevelType w:val="hybridMultilevel"/>
     <w:tmpl w:val="62E68BBE"/>
@@ -3182,7 +5205,7 @@
       </w:rPr>
     </w:lvl>
   </w:abstractNum>
-  <w:abstractNum w:abstractNumId="19" w15:restartNumberingAfterBreak="0">
+  <w:abstractNum w:abstractNumId="30" w15:restartNumberingAfterBreak="0">
     <w:nsid w:val="553C1F93"/>
     <w:multiLevelType w:val="hybridMultilevel"/>
     <w:tmpl w:val="77604168"/>
@@ -3295,10 +5318,10 @@
       </w:rPr>
     </w:lvl>
   </w:abstractNum>
-  <w:abstractNum w:abstractNumId="20" w15:restartNumberingAfterBreak="0">
+  <w:abstractNum w:abstractNumId="31" w15:restartNumberingAfterBreak="0">
     <w:nsid w:val="587139A5"/>
     <w:multiLevelType w:val="hybridMultilevel"/>
-    <w:tmpl w:val="378AF338"/>
+    <w:tmpl w:val="86667A3C"/>
     <w:lvl w:ilvl="0" w:tplc="4009000B">
       <w:start w:val="1"/>
       <w:numFmt w:val="bullet"/>
@@ -3408,7 +5431,120 @@
       </w:rPr>
     </w:lvl>
   </w:abstractNum>
-  <w:abstractNum w:abstractNumId="21" w15:restartNumberingAfterBreak="0">
+  <w:abstractNum w:abstractNumId="32" w15:restartNumberingAfterBreak="0">
+    <w:nsid w:val="5A400145"/>
+    <w:multiLevelType w:val="hybridMultilevel"/>
+    <w:tmpl w:val="0A72FAD0"/>
+    <w:lvl w:ilvl="0" w:tplc="40090005">
+      <w:start w:val="1"/>
+      <w:numFmt w:val="bullet"/>
+      <w:lvlText w:val=""/>
+      <w:lvlJc w:val="left"/>
+      <w:pPr>
+        <w:ind w:left="360" w:hanging="360"/>
+      </w:pPr>
+      <w:rPr>
+        <w:rFonts w:ascii="Wingdings" w:hAnsi="Wingdings" w:hint="default"/>
+      </w:rPr>
+    </w:lvl>
+    <w:lvl w:ilvl="1" w:tplc="40090003" w:tentative="1">
+      <w:start w:val="1"/>
+      <w:numFmt w:val="bullet"/>
+      <w:lvlText w:val="o"/>
+      <w:lvlJc w:val="left"/>
+      <w:pPr>
+        <w:ind w:left="1080" w:hanging="360"/>
+      </w:pPr>
+      <w:rPr>
+        <w:rFonts w:ascii="Courier New" w:hAnsi="Courier New" w:cs="Courier New" w:hint="default"/>
+      </w:rPr>
+    </w:lvl>
+    <w:lvl w:ilvl="2" w:tplc="40090005" w:tentative="1">
+      <w:start w:val="1"/>
+      <w:numFmt w:val="bullet"/>
+      <w:lvlText w:val=""/>
+      <w:lvlJc w:val="left"/>
+      <w:pPr>
+        <w:ind w:left="1800" w:hanging="360"/>
+      </w:pPr>
+      <w:rPr>
+        <w:rFonts w:ascii="Wingdings" w:hAnsi="Wingdings" w:hint="default"/>
+      </w:rPr>
+    </w:lvl>
+    <w:lvl w:ilvl="3" w:tplc="40090001" w:tentative="1">
+      <w:start w:val="1"/>
+      <w:numFmt w:val="bullet"/>
+      <w:lvlText w:val=""/>
+      <w:lvlJc w:val="left"/>
+      <w:pPr>
+        <w:ind w:left="2520" w:hanging="360"/>
+      </w:pPr>
+      <w:rPr>
+        <w:rFonts w:ascii="Symbol" w:hAnsi="Symbol" w:hint="default"/>
+      </w:rPr>
+    </w:lvl>
+    <w:lvl w:ilvl="4" w:tplc="40090003" w:tentative="1">
+      <w:start w:val="1"/>
+      <w:numFmt w:val="bullet"/>
+      <w:lvlText w:val="o"/>
+      <w:lvlJc w:val="left"/>
+      <w:pPr>
+        <w:ind w:left="3240" w:hanging="360"/>
+      </w:pPr>
+      <w:rPr>
+        <w:rFonts w:ascii="Courier New" w:hAnsi="Courier New" w:cs="Courier New" w:hint="default"/>
+      </w:rPr>
+    </w:lvl>
+    <w:lvl w:ilvl="5" w:tplc="40090005" w:tentative="1">
+      <w:start w:val="1"/>
+      <w:numFmt w:val="bullet"/>
+      <w:lvlText w:val=""/>
+      <w:lvlJc w:val="left"/>
+      <w:pPr>
+        <w:ind w:left="3960" w:hanging="360"/>
+      </w:pPr>
+      <w:rPr>
+        <w:rFonts w:ascii="Wingdings" w:hAnsi="Wingdings" w:hint="default"/>
+      </w:rPr>
+    </w:lvl>
+    <w:lvl w:ilvl="6" w:tplc="40090001" w:tentative="1">
+      <w:start w:val="1"/>
+      <w:numFmt w:val="bullet"/>
+      <w:lvlText w:val=""/>
+      <w:lvlJc w:val="left"/>
+      <w:pPr>
+        <w:ind w:left="4680" w:hanging="360"/>
+      </w:pPr>
+      <w:rPr>
+        <w:rFonts w:ascii="Symbol" w:hAnsi="Symbol" w:hint="default"/>
+      </w:rPr>
+    </w:lvl>
+    <w:lvl w:ilvl="7" w:tplc="40090003" w:tentative="1">
+      <w:start w:val="1"/>
+      <w:numFmt w:val="bullet"/>
+      <w:lvlText w:val="o"/>
+      <w:lvlJc w:val="left"/>
+      <w:pPr>
+        <w:ind w:left="5400" w:hanging="360"/>
+      </w:pPr>
+      <w:rPr>
+        <w:rFonts w:ascii="Courier New" w:hAnsi="Courier New" w:cs="Courier New" w:hint="default"/>
+      </w:rPr>
+    </w:lvl>
+    <w:lvl w:ilvl="8" w:tplc="40090005" w:tentative="1">
+      <w:start w:val="1"/>
+      <w:numFmt w:val="bullet"/>
+      <w:lvlText w:val=""/>
+      <w:lvlJc w:val="left"/>
+      <w:pPr>
+        <w:ind w:left="6120" w:hanging="360"/>
+      </w:pPr>
+      <w:rPr>
+        <w:rFonts w:ascii="Wingdings" w:hAnsi="Wingdings" w:hint="default"/>
+      </w:rPr>
+    </w:lvl>
+  </w:abstractNum>
+  <w:abstractNum w:abstractNumId="33" w15:restartNumberingAfterBreak="0">
     <w:nsid w:val="657A3C17"/>
     <w:multiLevelType w:val="hybridMultilevel"/>
     <w:tmpl w:val="20C45948"/>
@@ -3521,7 +5657,346 @@
       </w:rPr>
     </w:lvl>
   </w:abstractNum>
-  <w:abstractNum w:abstractNumId="22" w15:restartNumberingAfterBreak="0">
+  <w:abstractNum w:abstractNumId="34" w15:restartNumberingAfterBreak="0">
+    <w:nsid w:val="66272EA9"/>
+    <w:multiLevelType w:val="hybridMultilevel"/>
+    <w:tmpl w:val="6840EDDC"/>
+    <w:lvl w:ilvl="0" w:tplc="40090009">
+      <w:start w:val="1"/>
+      <w:numFmt w:val="bullet"/>
+      <w:lvlText w:val=""/>
+      <w:lvlJc w:val="left"/>
+      <w:pPr>
+        <w:ind w:left="360" w:hanging="360"/>
+      </w:pPr>
+      <w:rPr>
+        <w:rFonts w:ascii="Wingdings" w:hAnsi="Wingdings" w:hint="default"/>
+      </w:rPr>
+    </w:lvl>
+    <w:lvl w:ilvl="1" w:tplc="40090003" w:tentative="1">
+      <w:start w:val="1"/>
+      <w:numFmt w:val="bullet"/>
+      <w:lvlText w:val="o"/>
+      <w:lvlJc w:val="left"/>
+      <w:pPr>
+        <w:ind w:left="1080" w:hanging="360"/>
+      </w:pPr>
+      <w:rPr>
+        <w:rFonts w:ascii="Courier New" w:hAnsi="Courier New" w:cs="Courier New" w:hint="default"/>
+      </w:rPr>
+    </w:lvl>
+    <w:lvl w:ilvl="2" w:tplc="40090005" w:tentative="1">
+      <w:start w:val="1"/>
+      <w:numFmt w:val="bullet"/>
+      <w:lvlText w:val=""/>
+      <w:lvlJc w:val="left"/>
+      <w:pPr>
+        <w:ind w:left="1800" w:hanging="360"/>
+      </w:pPr>
+      <w:rPr>
+        <w:rFonts w:ascii="Wingdings" w:hAnsi="Wingdings" w:hint="default"/>
+      </w:rPr>
+    </w:lvl>
+    <w:lvl w:ilvl="3" w:tplc="40090001" w:tentative="1">
+      <w:start w:val="1"/>
+      <w:numFmt w:val="bullet"/>
+      <w:lvlText w:val=""/>
+      <w:lvlJc w:val="left"/>
+      <w:pPr>
+        <w:ind w:left="2520" w:hanging="360"/>
+      </w:pPr>
+      <w:rPr>
+        <w:rFonts w:ascii="Symbol" w:hAnsi="Symbol" w:hint="default"/>
+      </w:rPr>
+    </w:lvl>
+    <w:lvl w:ilvl="4" w:tplc="40090003" w:tentative="1">
+      <w:start w:val="1"/>
+      <w:numFmt w:val="bullet"/>
+      <w:lvlText w:val="o"/>
+      <w:lvlJc w:val="left"/>
+      <w:pPr>
+        <w:ind w:left="3240" w:hanging="360"/>
+      </w:pPr>
+      <w:rPr>
+        <w:rFonts w:ascii="Courier New" w:hAnsi="Courier New" w:cs="Courier New" w:hint="default"/>
+      </w:rPr>
+    </w:lvl>
+    <w:lvl w:ilvl="5" w:tplc="40090005" w:tentative="1">
+      <w:start w:val="1"/>
+      <w:numFmt w:val="bullet"/>
+      <w:lvlText w:val=""/>
+      <w:lvlJc w:val="left"/>
+      <w:pPr>
+        <w:ind w:left="3960" w:hanging="360"/>
+      </w:pPr>
+      <w:rPr>
+        <w:rFonts w:ascii="Wingdings" w:hAnsi="Wingdings" w:hint="default"/>
+      </w:rPr>
+    </w:lvl>
+    <w:lvl w:ilvl="6" w:tplc="40090001" w:tentative="1">
+      <w:start w:val="1"/>
+      <w:numFmt w:val="bullet"/>
+      <w:lvlText w:val=""/>
+      <w:lvlJc w:val="left"/>
+      <w:pPr>
+        <w:ind w:left="4680" w:hanging="360"/>
+      </w:pPr>
+      <w:rPr>
+        <w:rFonts w:ascii="Symbol" w:hAnsi="Symbol" w:hint="default"/>
+      </w:rPr>
+    </w:lvl>
+    <w:lvl w:ilvl="7" w:tplc="40090003" w:tentative="1">
+      <w:start w:val="1"/>
+      <w:numFmt w:val="bullet"/>
+      <w:lvlText w:val="o"/>
+      <w:lvlJc w:val="left"/>
+      <w:pPr>
+        <w:ind w:left="5400" w:hanging="360"/>
+      </w:pPr>
+      <w:rPr>
+        <w:rFonts w:ascii="Courier New" w:hAnsi="Courier New" w:cs="Courier New" w:hint="default"/>
+      </w:rPr>
+    </w:lvl>
+    <w:lvl w:ilvl="8" w:tplc="40090005" w:tentative="1">
+      <w:start w:val="1"/>
+      <w:numFmt w:val="bullet"/>
+      <w:lvlText w:val=""/>
+      <w:lvlJc w:val="left"/>
+      <w:pPr>
+        <w:ind w:left="6120" w:hanging="360"/>
+      </w:pPr>
+      <w:rPr>
+        <w:rFonts w:ascii="Wingdings" w:hAnsi="Wingdings" w:hint="default"/>
+      </w:rPr>
+    </w:lvl>
+  </w:abstractNum>
+  <w:abstractNum w:abstractNumId="35" w15:restartNumberingAfterBreak="0">
+    <w:nsid w:val="67CE1C7C"/>
+    <w:multiLevelType w:val="hybridMultilevel"/>
+    <w:tmpl w:val="151E7714"/>
+    <w:lvl w:ilvl="0" w:tplc="40090005">
+      <w:start w:val="1"/>
+      <w:numFmt w:val="bullet"/>
+      <w:lvlText w:val=""/>
+      <w:lvlJc w:val="left"/>
+      <w:pPr>
+        <w:ind w:left="360" w:hanging="360"/>
+      </w:pPr>
+      <w:rPr>
+        <w:rFonts w:ascii="Wingdings" w:hAnsi="Wingdings" w:hint="default"/>
+      </w:rPr>
+    </w:lvl>
+    <w:lvl w:ilvl="1" w:tplc="40090003" w:tentative="1">
+      <w:start w:val="1"/>
+      <w:numFmt w:val="bullet"/>
+      <w:lvlText w:val="o"/>
+      <w:lvlJc w:val="left"/>
+      <w:pPr>
+        <w:ind w:left="1080" w:hanging="360"/>
+      </w:pPr>
+      <w:rPr>
+        <w:rFonts w:ascii="Courier New" w:hAnsi="Courier New" w:cs="Courier New" w:hint="default"/>
+      </w:rPr>
+    </w:lvl>
+    <w:lvl w:ilvl="2" w:tplc="40090005" w:tentative="1">
+      <w:start w:val="1"/>
+      <w:numFmt w:val="bullet"/>
+      <w:lvlText w:val=""/>
+      <w:lvlJc w:val="left"/>
+      <w:pPr>
+        <w:ind w:left="1800" w:hanging="360"/>
+      </w:pPr>
+      <w:rPr>
+        <w:rFonts w:ascii="Wingdings" w:hAnsi="Wingdings" w:hint="default"/>
+      </w:rPr>
+    </w:lvl>
+    <w:lvl w:ilvl="3" w:tplc="40090001" w:tentative="1">
+      <w:start w:val="1"/>
+      <w:numFmt w:val="bullet"/>
+      <w:lvlText w:val=""/>
+      <w:lvlJc w:val="left"/>
+      <w:pPr>
+        <w:ind w:left="2520" w:hanging="360"/>
+      </w:pPr>
+      <w:rPr>
+        <w:rFonts w:ascii="Symbol" w:hAnsi="Symbol" w:hint="default"/>
+      </w:rPr>
+    </w:lvl>
+    <w:lvl w:ilvl="4" w:tplc="40090003" w:tentative="1">
+      <w:start w:val="1"/>
+      <w:numFmt w:val="bullet"/>
+      <w:lvlText w:val="o"/>
+      <w:lvlJc w:val="left"/>
+      <w:pPr>
+        <w:ind w:left="3240" w:hanging="360"/>
+      </w:pPr>
+      <w:rPr>
+        <w:rFonts w:ascii="Courier New" w:hAnsi="Courier New" w:cs="Courier New" w:hint="default"/>
+      </w:rPr>
+    </w:lvl>
+    <w:lvl w:ilvl="5" w:tplc="40090005" w:tentative="1">
+      <w:start w:val="1"/>
+      <w:numFmt w:val="bullet"/>
+      <w:lvlText w:val=""/>
+      <w:lvlJc w:val="left"/>
+      <w:pPr>
+        <w:ind w:left="3960" w:hanging="360"/>
+      </w:pPr>
+      <w:rPr>
+        <w:rFonts w:ascii="Wingdings" w:hAnsi="Wingdings" w:hint="default"/>
+      </w:rPr>
+    </w:lvl>
+    <w:lvl w:ilvl="6" w:tplc="40090001" w:tentative="1">
+      <w:start w:val="1"/>
+      <w:numFmt w:val="bullet"/>
+      <w:lvlText w:val=""/>
+      <w:lvlJc w:val="left"/>
+      <w:pPr>
+        <w:ind w:left="4680" w:hanging="360"/>
+      </w:pPr>
+      <w:rPr>
+        <w:rFonts w:ascii="Symbol" w:hAnsi="Symbol" w:hint="default"/>
+      </w:rPr>
+    </w:lvl>
+    <w:lvl w:ilvl="7" w:tplc="40090003" w:tentative="1">
+      <w:start w:val="1"/>
+      <w:numFmt w:val="bullet"/>
+      <w:lvlText w:val="o"/>
+      <w:lvlJc w:val="left"/>
+      <w:pPr>
+        <w:ind w:left="5400" w:hanging="360"/>
+      </w:pPr>
+      <w:rPr>
+        <w:rFonts w:ascii="Courier New" w:hAnsi="Courier New" w:cs="Courier New" w:hint="default"/>
+      </w:rPr>
+    </w:lvl>
+    <w:lvl w:ilvl="8" w:tplc="40090005" w:tentative="1">
+      <w:start w:val="1"/>
+      <w:numFmt w:val="bullet"/>
+      <w:lvlText w:val=""/>
+      <w:lvlJc w:val="left"/>
+      <w:pPr>
+        <w:ind w:left="6120" w:hanging="360"/>
+      </w:pPr>
+      <w:rPr>
+        <w:rFonts w:ascii="Wingdings" w:hAnsi="Wingdings" w:hint="default"/>
+      </w:rPr>
+    </w:lvl>
+  </w:abstractNum>
+  <w:abstractNum w:abstractNumId="36" w15:restartNumberingAfterBreak="0">
+    <w:nsid w:val="6C2520F2"/>
+    <w:multiLevelType w:val="hybridMultilevel"/>
+    <w:tmpl w:val="3CAE279A"/>
+    <w:lvl w:ilvl="0" w:tplc="61DC8AEA">
+      <w:start w:val="1"/>
+      <w:numFmt w:val="bullet"/>
+      <w:lvlText w:val="o"/>
+      <w:lvlJc w:val="left"/>
+      <w:pPr>
+        <w:ind w:left="360" w:hanging="360"/>
+      </w:pPr>
+      <w:rPr>
+        <w:rFonts w:ascii="Courier New" w:hAnsi="Courier New" w:hint="default"/>
+      </w:rPr>
+    </w:lvl>
+    <w:lvl w:ilvl="1" w:tplc="40090003" w:tentative="1">
+      <w:start w:val="1"/>
+      <w:numFmt w:val="bullet"/>
+      <w:lvlText w:val="o"/>
+      <w:lvlJc w:val="left"/>
+      <w:pPr>
+        <w:ind w:left="1080" w:hanging="360"/>
+      </w:pPr>
+      <w:rPr>
+        <w:rFonts w:ascii="Courier New" w:hAnsi="Courier New" w:cs="Courier New" w:hint="default"/>
+      </w:rPr>
+    </w:lvl>
+    <w:lvl w:ilvl="2" w:tplc="40090005" w:tentative="1">
+      <w:start w:val="1"/>
+      <w:numFmt w:val="bullet"/>
+      <w:lvlText w:val=""/>
+      <w:lvlJc w:val="left"/>
+      <w:pPr>
+        <w:ind w:left="1800" w:hanging="360"/>
+      </w:pPr>
+      <w:rPr>
+        <w:rFonts w:ascii="Wingdings" w:hAnsi="Wingdings" w:hint="default"/>
+      </w:rPr>
+    </w:lvl>
+    <w:lvl w:ilvl="3" w:tplc="40090001" w:tentative="1">
+      <w:start w:val="1"/>
+      <w:numFmt w:val="bullet"/>
+      <w:lvlText w:val=""/>
+      <w:lvlJc w:val="left"/>
+      <w:pPr>
+        <w:ind w:left="2520" w:hanging="360"/>
+      </w:pPr>
+      <w:rPr>
+        <w:rFonts w:ascii="Symbol" w:hAnsi="Symbol" w:hint="default"/>
+      </w:rPr>
+    </w:lvl>
+    <w:lvl w:ilvl="4" w:tplc="40090003" w:tentative="1">
+      <w:start w:val="1"/>
+      <w:numFmt w:val="bullet"/>
+      <w:lvlText w:val="o"/>
+      <w:lvlJc w:val="left"/>
+      <w:pPr>
+        <w:ind w:left="3240" w:hanging="360"/>
+      </w:pPr>
+      <w:rPr>
+        <w:rFonts w:ascii="Courier New" w:hAnsi="Courier New" w:cs="Courier New" w:hint="default"/>
+      </w:rPr>
+    </w:lvl>
+    <w:lvl w:ilvl="5" w:tplc="40090005" w:tentative="1">
+      <w:start w:val="1"/>
+      <w:numFmt w:val="bullet"/>
+      <w:lvlText w:val=""/>
+      <w:lvlJc w:val="left"/>
+      <w:pPr>
+        <w:ind w:left="3960" w:hanging="360"/>
+      </w:pPr>
+      <w:rPr>
+        <w:rFonts w:ascii="Wingdings" w:hAnsi="Wingdings" w:hint="default"/>
+      </w:rPr>
+    </w:lvl>
+    <w:lvl w:ilvl="6" w:tplc="40090001" w:tentative="1">
+      <w:start w:val="1"/>
+      <w:numFmt w:val="bullet"/>
+      <w:lvlText w:val=""/>
+      <w:lvlJc w:val="left"/>
+      <w:pPr>
+        <w:ind w:left="4680" w:hanging="360"/>
+      </w:pPr>
+      <w:rPr>
+        <w:rFonts w:ascii="Symbol" w:hAnsi="Symbol" w:hint="default"/>
+      </w:rPr>
+    </w:lvl>
+    <w:lvl w:ilvl="7" w:tplc="40090003" w:tentative="1">
+      <w:start w:val="1"/>
+      <w:numFmt w:val="bullet"/>
+      <w:lvlText w:val="o"/>
+      <w:lvlJc w:val="left"/>
+      <w:pPr>
+        <w:ind w:left="5400" w:hanging="360"/>
+      </w:pPr>
+      <w:rPr>
+        <w:rFonts w:ascii="Courier New" w:hAnsi="Courier New" w:cs="Courier New" w:hint="default"/>
+      </w:rPr>
+    </w:lvl>
+    <w:lvl w:ilvl="8" w:tplc="40090005" w:tentative="1">
+      <w:start w:val="1"/>
+      <w:numFmt w:val="bullet"/>
+      <w:lvlText w:val=""/>
+      <w:lvlJc w:val="left"/>
+      <w:pPr>
+        <w:ind w:left="6120" w:hanging="360"/>
+      </w:pPr>
+      <w:rPr>
+        <w:rFonts w:ascii="Wingdings" w:hAnsi="Wingdings" w:hint="default"/>
+      </w:rPr>
+    </w:lvl>
+  </w:abstractNum>
+  <w:abstractNum w:abstractNumId="37" w15:restartNumberingAfterBreak="0">
     <w:nsid w:val="6C2C11ED"/>
     <w:multiLevelType w:val="multilevel"/>
     <w:tmpl w:val="4CE2F27E"/>
@@ -3670,74 +6145,467 @@
       </w:rPr>
     </w:lvl>
   </w:abstractNum>
+  <w:abstractNum w:abstractNumId="38" w15:restartNumberingAfterBreak="0">
+    <w:nsid w:val="6E85261B"/>
+    <w:multiLevelType w:val="hybridMultilevel"/>
+    <w:tmpl w:val="36E67FEC"/>
+    <w:lvl w:ilvl="0" w:tplc="40090009">
+      <w:start w:val="1"/>
+      <w:numFmt w:val="bullet"/>
+      <w:lvlText w:val=""/>
+      <w:lvlJc w:val="left"/>
+      <w:pPr>
+        <w:ind w:left="360" w:hanging="360"/>
+      </w:pPr>
+      <w:rPr>
+        <w:rFonts w:ascii="Wingdings" w:hAnsi="Wingdings" w:hint="default"/>
+      </w:rPr>
+    </w:lvl>
+    <w:lvl w:ilvl="1" w:tplc="40090003" w:tentative="1">
+      <w:start w:val="1"/>
+      <w:numFmt w:val="bullet"/>
+      <w:lvlText w:val="o"/>
+      <w:lvlJc w:val="left"/>
+      <w:pPr>
+        <w:ind w:left="1080" w:hanging="360"/>
+      </w:pPr>
+      <w:rPr>
+        <w:rFonts w:ascii="Courier New" w:hAnsi="Courier New" w:cs="Courier New" w:hint="default"/>
+      </w:rPr>
+    </w:lvl>
+    <w:lvl w:ilvl="2" w:tplc="40090005" w:tentative="1">
+      <w:start w:val="1"/>
+      <w:numFmt w:val="bullet"/>
+      <w:lvlText w:val=""/>
+      <w:lvlJc w:val="left"/>
+      <w:pPr>
+        <w:ind w:left="1800" w:hanging="360"/>
+      </w:pPr>
+      <w:rPr>
+        <w:rFonts w:ascii="Wingdings" w:hAnsi="Wingdings" w:hint="default"/>
+      </w:rPr>
+    </w:lvl>
+    <w:lvl w:ilvl="3" w:tplc="40090001" w:tentative="1">
+      <w:start w:val="1"/>
+      <w:numFmt w:val="bullet"/>
+      <w:lvlText w:val=""/>
+      <w:lvlJc w:val="left"/>
+      <w:pPr>
+        <w:ind w:left="2520" w:hanging="360"/>
+      </w:pPr>
+      <w:rPr>
+        <w:rFonts w:ascii="Symbol" w:hAnsi="Symbol" w:hint="default"/>
+      </w:rPr>
+    </w:lvl>
+    <w:lvl w:ilvl="4" w:tplc="40090003" w:tentative="1">
+      <w:start w:val="1"/>
+      <w:numFmt w:val="bullet"/>
+      <w:lvlText w:val="o"/>
+      <w:lvlJc w:val="left"/>
+      <w:pPr>
+        <w:ind w:left="3240" w:hanging="360"/>
+      </w:pPr>
+      <w:rPr>
+        <w:rFonts w:ascii="Courier New" w:hAnsi="Courier New" w:cs="Courier New" w:hint="default"/>
+      </w:rPr>
+    </w:lvl>
+    <w:lvl w:ilvl="5" w:tplc="40090005" w:tentative="1">
+      <w:start w:val="1"/>
+      <w:numFmt w:val="bullet"/>
+      <w:lvlText w:val=""/>
+      <w:lvlJc w:val="left"/>
+      <w:pPr>
+        <w:ind w:left="3960" w:hanging="360"/>
+      </w:pPr>
+      <w:rPr>
+        <w:rFonts w:ascii="Wingdings" w:hAnsi="Wingdings" w:hint="default"/>
+      </w:rPr>
+    </w:lvl>
+    <w:lvl w:ilvl="6" w:tplc="40090001" w:tentative="1">
+      <w:start w:val="1"/>
+      <w:numFmt w:val="bullet"/>
+      <w:lvlText w:val=""/>
+      <w:lvlJc w:val="left"/>
+      <w:pPr>
+        <w:ind w:left="4680" w:hanging="360"/>
+      </w:pPr>
+      <w:rPr>
+        <w:rFonts w:ascii="Symbol" w:hAnsi="Symbol" w:hint="default"/>
+      </w:rPr>
+    </w:lvl>
+    <w:lvl w:ilvl="7" w:tplc="40090003" w:tentative="1">
+      <w:start w:val="1"/>
+      <w:numFmt w:val="bullet"/>
+      <w:lvlText w:val="o"/>
+      <w:lvlJc w:val="left"/>
+      <w:pPr>
+        <w:ind w:left="5400" w:hanging="360"/>
+      </w:pPr>
+      <w:rPr>
+        <w:rFonts w:ascii="Courier New" w:hAnsi="Courier New" w:cs="Courier New" w:hint="default"/>
+      </w:rPr>
+    </w:lvl>
+    <w:lvl w:ilvl="8" w:tplc="40090005" w:tentative="1">
+      <w:start w:val="1"/>
+      <w:numFmt w:val="bullet"/>
+      <w:lvlText w:val=""/>
+      <w:lvlJc w:val="left"/>
+      <w:pPr>
+        <w:ind w:left="6120" w:hanging="360"/>
+      </w:pPr>
+      <w:rPr>
+        <w:rFonts w:ascii="Wingdings" w:hAnsi="Wingdings" w:hint="default"/>
+      </w:rPr>
+    </w:lvl>
+  </w:abstractNum>
+  <w:abstractNum w:abstractNumId="39" w15:restartNumberingAfterBreak="0">
+    <w:nsid w:val="6F753372"/>
+    <w:multiLevelType w:val="hybridMultilevel"/>
+    <w:tmpl w:val="B52E12E2"/>
+    <w:lvl w:ilvl="0" w:tplc="40090005">
+      <w:start w:val="1"/>
+      <w:numFmt w:val="bullet"/>
+      <w:lvlText w:val=""/>
+      <w:lvlJc w:val="left"/>
+      <w:pPr>
+        <w:ind w:left="360" w:hanging="360"/>
+      </w:pPr>
+      <w:rPr>
+        <w:rFonts w:ascii="Wingdings" w:hAnsi="Wingdings" w:hint="default"/>
+      </w:rPr>
+    </w:lvl>
+    <w:lvl w:ilvl="1" w:tplc="40090003" w:tentative="1">
+      <w:start w:val="1"/>
+      <w:numFmt w:val="bullet"/>
+      <w:lvlText w:val="o"/>
+      <w:lvlJc w:val="left"/>
+      <w:pPr>
+        <w:ind w:left="1080" w:hanging="360"/>
+      </w:pPr>
+      <w:rPr>
+        <w:rFonts w:ascii="Courier New" w:hAnsi="Courier New" w:cs="Courier New" w:hint="default"/>
+      </w:rPr>
+    </w:lvl>
+    <w:lvl w:ilvl="2" w:tplc="40090005" w:tentative="1">
+      <w:start w:val="1"/>
+      <w:numFmt w:val="bullet"/>
+      <w:lvlText w:val=""/>
+      <w:lvlJc w:val="left"/>
+      <w:pPr>
+        <w:ind w:left="1800" w:hanging="360"/>
+      </w:pPr>
+      <w:rPr>
+        <w:rFonts w:ascii="Wingdings" w:hAnsi="Wingdings" w:hint="default"/>
+      </w:rPr>
+    </w:lvl>
+    <w:lvl w:ilvl="3" w:tplc="40090001" w:tentative="1">
+      <w:start w:val="1"/>
+      <w:numFmt w:val="bullet"/>
+      <w:lvlText w:val=""/>
+      <w:lvlJc w:val="left"/>
+      <w:pPr>
+        <w:ind w:left="2520" w:hanging="360"/>
+      </w:pPr>
+      <w:rPr>
+        <w:rFonts w:ascii="Symbol" w:hAnsi="Symbol" w:hint="default"/>
+      </w:rPr>
+    </w:lvl>
+    <w:lvl w:ilvl="4" w:tplc="40090003" w:tentative="1">
+      <w:start w:val="1"/>
+      <w:numFmt w:val="bullet"/>
+      <w:lvlText w:val="o"/>
+      <w:lvlJc w:val="left"/>
+      <w:pPr>
+        <w:ind w:left="3240" w:hanging="360"/>
+      </w:pPr>
+      <w:rPr>
+        <w:rFonts w:ascii="Courier New" w:hAnsi="Courier New" w:cs="Courier New" w:hint="default"/>
+      </w:rPr>
+    </w:lvl>
+    <w:lvl w:ilvl="5" w:tplc="40090005" w:tentative="1">
+      <w:start w:val="1"/>
+      <w:numFmt w:val="bullet"/>
+      <w:lvlText w:val=""/>
+      <w:lvlJc w:val="left"/>
+      <w:pPr>
+        <w:ind w:left="3960" w:hanging="360"/>
+      </w:pPr>
+      <w:rPr>
+        <w:rFonts w:ascii="Wingdings" w:hAnsi="Wingdings" w:hint="default"/>
+      </w:rPr>
+    </w:lvl>
+    <w:lvl w:ilvl="6" w:tplc="40090001" w:tentative="1">
+      <w:start w:val="1"/>
+      <w:numFmt w:val="bullet"/>
+      <w:lvlText w:val=""/>
+      <w:lvlJc w:val="left"/>
+      <w:pPr>
+        <w:ind w:left="4680" w:hanging="360"/>
+      </w:pPr>
+      <w:rPr>
+        <w:rFonts w:ascii="Symbol" w:hAnsi="Symbol" w:hint="default"/>
+      </w:rPr>
+    </w:lvl>
+    <w:lvl w:ilvl="7" w:tplc="40090003" w:tentative="1">
+      <w:start w:val="1"/>
+      <w:numFmt w:val="bullet"/>
+      <w:lvlText w:val="o"/>
+      <w:lvlJc w:val="left"/>
+      <w:pPr>
+        <w:ind w:left="5400" w:hanging="360"/>
+      </w:pPr>
+      <w:rPr>
+        <w:rFonts w:ascii="Courier New" w:hAnsi="Courier New" w:cs="Courier New" w:hint="default"/>
+      </w:rPr>
+    </w:lvl>
+    <w:lvl w:ilvl="8" w:tplc="40090005" w:tentative="1">
+      <w:start w:val="1"/>
+      <w:numFmt w:val="bullet"/>
+      <w:lvlText w:val=""/>
+      <w:lvlJc w:val="left"/>
+      <w:pPr>
+        <w:ind w:left="6120" w:hanging="360"/>
+      </w:pPr>
+      <w:rPr>
+        <w:rFonts w:ascii="Wingdings" w:hAnsi="Wingdings" w:hint="default"/>
+      </w:rPr>
+    </w:lvl>
+  </w:abstractNum>
+  <w:abstractNum w:abstractNumId="40" w15:restartNumberingAfterBreak="0">
+    <w:nsid w:val="7C0A5ABC"/>
+    <w:multiLevelType w:val="hybridMultilevel"/>
+    <w:tmpl w:val="74A677F2"/>
+    <w:lvl w:ilvl="0" w:tplc="40090001">
+      <w:start w:val="1"/>
+      <w:numFmt w:val="bullet"/>
+      <w:lvlText w:val=""/>
+      <w:lvlJc w:val="left"/>
+      <w:pPr>
+        <w:ind w:left="360" w:hanging="360"/>
+      </w:pPr>
+      <w:rPr>
+        <w:rFonts w:ascii="Symbol" w:hAnsi="Symbol" w:hint="default"/>
+      </w:rPr>
+    </w:lvl>
+    <w:lvl w:ilvl="1" w:tplc="40090003" w:tentative="1">
+      <w:start w:val="1"/>
+      <w:numFmt w:val="bullet"/>
+      <w:lvlText w:val="o"/>
+      <w:lvlJc w:val="left"/>
+      <w:pPr>
+        <w:ind w:left="1080" w:hanging="360"/>
+      </w:pPr>
+      <w:rPr>
+        <w:rFonts w:ascii="Courier New" w:hAnsi="Courier New" w:cs="Courier New" w:hint="default"/>
+      </w:rPr>
+    </w:lvl>
+    <w:lvl w:ilvl="2" w:tplc="40090005" w:tentative="1">
+      <w:start w:val="1"/>
+      <w:numFmt w:val="bullet"/>
+      <w:lvlText w:val=""/>
+      <w:lvlJc w:val="left"/>
+      <w:pPr>
+        <w:ind w:left="1800" w:hanging="360"/>
+      </w:pPr>
+      <w:rPr>
+        <w:rFonts w:ascii="Wingdings" w:hAnsi="Wingdings" w:hint="default"/>
+      </w:rPr>
+    </w:lvl>
+    <w:lvl w:ilvl="3" w:tplc="40090001" w:tentative="1">
+      <w:start w:val="1"/>
+      <w:numFmt w:val="bullet"/>
+      <w:lvlText w:val=""/>
+      <w:lvlJc w:val="left"/>
+      <w:pPr>
+        <w:ind w:left="2520" w:hanging="360"/>
+      </w:pPr>
+      <w:rPr>
+        <w:rFonts w:ascii="Symbol" w:hAnsi="Symbol" w:hint="default"/>
+      </w:rPr>
+    </w:lvl>
+    <w:lvl w:ilvl="4" w:tplc="40090003" w:tentative="1">
+      <w:start w:val="1"/>
+      <w:numFmt w:val="bullet"/>
+      <w:lvlText w:val="o"/>
+      <w:lvlJc w:val="left"/>
+      <w:pPr>
+        <w:ind w:left="3240" w:hanging="360"/>
+      </w:pPr>
+      <w:rPr>
+        <w:rFonts w:ascii="Courier New" w:hAnsi="Courier New" w:cs="Courier New" w:hint="default"/>
+      </w:rPr>
+    </w:lvl>
+    <w:lvl w:ilvl="5" w:tplc="40090005" w:tentative="1">
+      <w:start w:val="1"/>
+      <w:numFmt w:val="bullet"/>
+      <w:lvlText w:val=""/>
+      <w:lvlJc w:val="left"/>
+      <w:pPr>
+        <w:ind w:left="3960" w:hanging="360"/>
+      </w:pPr>
+      <w:rPr>
+        <w:rFonts w:ascii="Wingdings" w:hAnsi="Wingdings" w:hint="default"/>
+      </w:rPr>
+    </w:lvl>
+    <w:lvl w:ilvl="6" w:tplc="40090001" w:tentative="1">
+      <w:start w:val="1"/>
+      <w:numFmt w:val="bullet"/>
+      <w:lvlText w:val=""/>
+      <w:lvlJc w:val="left"/>
+      <w:pPr>
+        <w:ind w:left="4680" w:hanging="360"/>
+      </w:pPr>
+      <w:rPr>
+        <w:rFonts w:ascii="Symbol" w:hAnsi="Symbol" w:hint="default"/>
+      </w:rPr>
+    </w:lvl>
+    <w:lvl w:ilvl="7" w:tplc="40090003" w:tentative="1">
+      <w:start w:val="1"/>
+      <w:numFmt w:val="bullet"/>
+      <w:lvlText w:val="o"/>
+      <w:lvlJc w:val="left"/>
+      <w:pPr>
+        <w:ind w:left="5400" w:hanging="360"/>
+      </w:pPr>
+      <w:rPr>
+        <w:rFonts w:ascii="Courier New" w:hAnsi="Courier New" w:cs="Courier New" w:hint="default"/>
+      </w:rPr>
+    </w:lvl>
+    <w:lvl w:ilvl="8" w:tplc="40090005" w:tentative="1">
+      <w:start w:val="1"/>
+      <w:numFmt w:val="bullet"/>
+      <w:lvlText w:val=""/>
+      <w:lvlJc w:val="left"/>
+      <w:pPr>
+        <w:ind w:left="6120" w:hanging="360"/>
+      </w:pPr>
+      <w:rPr>
+        <w:rFonts w:ascii="Wingdings" w:hAnsi="Wingdings" w:hint="default"/>
+      </w:rPr>
+    </w:lvl>
+  </w:abstractNum>
   <w:num w:numId="1" w16cid:durableId="258677818">
-    <w:abstractNumId w:val="2"/>
+    <w:abstractNumId w:val="3"/>
   </w:num>
   <w:num w:numId="2" w16cid:durableId="501700842">
+    <w:abstractNumId w:val="29"/>
+  </w:num>
+  <w:num w:numId="3" w16cid:durableId="1804959562">
+    <w:abstractNumId w:val="9"/>
+  </w:num>
+  <w:num w:numId="4" w16cid:durableId="684983823">
+    <w:abstractNumId w:val="8"/>
+  </w:num>
+  <w:num w:numId="5" w16cid:durableId="935287888">
     <w:abstractNumId w:val="18"/>
   </w:num>
-  <w:num w:numId="3" w16cid:durableId="1804959562">
-    <w:abstractNumId w:val="6"/>
-  </w:num>
-  <w:num w:numId="4" w16cid:durableId="684983823">
-    <w:abstractNumId w:val="5"/>
-  </w:num>
-  <w:num w:numId="5" w16cid:durableId="935287888">
-    <w:abstractNumId w:val="13"/>
-  </w:num>
   <w:num w:numId="6" w16cid:durableId="1883323376">
-    <w:abstractNumId w:val="11"/>
+    <w:abstractNumId w:val="16"/>
   </w:num>
   <w:num w:numId="7" w16cid:durableId="1290698651">
-    <w:abstractNumId w:val="15"/>
+    <w:abstractNumId w:val="22"/>
   </w:num>
   <w:num w:numId="8" w16cid:durableId="1554539553">
-    <w:abstractNumId w:val="12"/>
+    <w:abstractNumId w:val="17"/>
   </w:num>
   <w:num w:numId="9" w16cid:durableId="1297292737">
-    <w:abstractNumId w:val="14"/>
+    <w:abstractNumId w:val="20"/>
   </w:num>
   <w:num w:numId="10" w16cid:durableId="55209632">
-    <w:abstractNumId w:val="19"/>
+    <w:abstractNumId w:val="30"/>
   </w:num>
   <w:num w:numId="11" w16cid:durableId="1308365090">
-    <w:abstractNumId w:val="3"/>
+    <w:abstractNumId w:val="4"/>
   </w:num>
   <w:num w:numId="12" w16cid:durableId="557475813">
     <w:abstractNumId w:val="0"/>
   </w:num>
   <w:num w:numId="13" w16cid:durableId="1298072342">
+    <w:abstractNumId w:val="10"/>
+  </w:num>
+  <w:num w:numId="14" w16cid:durableId="1626616143">
+    <w:abstractNumId w:val="33"/>
+  </w:num>
+  <w:num w:numId="15" w16cid:durableId="125394032">
+    <w:abstractNumId w:val="5"/>
+  </w:num>
+  <w:num w:numId="16" w16cid:durableId="569195952">
+    <w:abstractNumId w:val="23"/>
+  </w:num>
+  <w:num w:numId="17" w16cid:durableId="534196613">
+    <w:abstractNumId w:val="37"/>
+  </w:num>
+  <w:num w:numId="18" w16cid:durableId="382827495">
+    <w:abstractNumId w:val="12"/>
+  </w:num>
+  <w:num w:numId="19" w16cid:durableId="2116554423">
+    <w:abstractNumId w:val="25"/>
+  </w:num>
+  <w:num w:numId="20" w16cid:durableId="889001553">
+    <w:abstractNumId w:val="31"/>
+  </w:num>
+  <w:num w:numId="21" w16cid:durableId="1496065712">
+    <w:abstractNumId w:val="11"/>
+  </w:num>
+  <w:num w:numId="22" w16cid:durableId="2129621360">
+    <w:abstractNumId w:val="13"/>
+  </w:num>
+  <w:num w:numId="23" w16cid:durableId="1388454150">
+    <w:abstractNumId w:val="2"/>
+  </w:num>
+  <w:num w:numId="24" w16cid:durableId="863248735">
+    <w:abstractNumId w:val="38"/>
+  </w:num>
+  <w:num w:numId="25" w16cid:durableId="105851738">
+    <w:abstractNumId w:val="35"/>
+  </w:num>
+  <w:num w:numId="26" w16cid:durableId="1784691891">
+    <w:abstractNumId w:val="32"/>
+  </w:num>
+  <w:num w:numId="27" w16cid:durableId="615873153">
+    <w:abstractNumId w:val="36"/>
+  </w:num>
+  <w:num w:numId="28" w16cid:durableId="975646571">
+    <w:abstractNumId w:val="28"/>
+  </w:num>
+  <w:num w:numId="29" w16cid:durableId="387343913">
+    <w:abstractNumId w:val="27"/>
+  </w:num>
+  <w:num w:numId="30" w16cid:durableId="1403916326">
+    <w:abstractNumId w:val="14"/>
+  </w:num>
+  <w:num w:numId="31" w16cid:durableId="267127238">
+    <w:abstractNumId w:val="6"/>
+  </w:num>
+  <w:num w:numId="32" w16cid:durableId="458956848">
+    <w:abstractNumId w:val="1"/>
+  </w:num>
+  <w:num w:numId="33" w16cid:durableId="638387844">
+    <w:abstractNumId w:val="15"/>
+  </w:num>
+  <w:num w:numId="34" w16cid:durableId="1619676611">
+    <w:abstractNumId w:val="39"/>
+  </w:num>
+  <w:num w:numId="35" w16cid:durableId="96603677">
+    <w:abstractNumId w:val="19"/>
+  </w:num>
+  <w:num w:numId="36" w16cid:durableId="899560379">
+    <w:abstractNumId w:val="26"/>
+  </w:num>
+  <w:num w:numId="37" w16cid:durableId="1508399370">
     <w:abstractNumId w:val="7"/>
   </w:num>
-  <w:num w:numId="14" w16cid:durableId="1626616143">
+  <w:num w:numId="38" w16cid:durableId="1424574737">
+    <w:abstractNumId w:val="34"/>
+  </w:num>
+  <w:num w:numId="39" w16cid:durableId="1684673913">
+    <w:abstractNumId w:val="40"/>
+  </w:num>
+  <w:num w:numId="40" w16cid:durableId="1911960157">
     <w:abstractNumId w:val="21"/>
   </w:num>
-  <w:num w:numId="15" w16cid:durableId="125394032">
-    <w:abstractNumId w:val="4"/>
-  </w:num>
-  <w:num w:numId="16" w16cid:durableId="569195952">
-    <w:abstractNumId w:val="16"/>
-  </w:num>
-  <w:num w:numId="17" w16cid:durableId="534196613">
-    <w:abstractNumId w:val="22"/>
-  </w:num>
-  <w:num w:numId="18" w16cid:durableId="382827495">
-    <w:abstractNumId w:val="9"/>
-  </w:num>
-  <w:num w:numId="19" w16cid:durableId="2116554423">
-    <w:abstractNumId w:val="17"/>
-  </w:num>
-  <w:num w:numId="20" w16cid:durableId="889001553">
-    <w:abstractNumId w:val="20"/>
-  </w:num>
-  <w:num w:numId="21" w16cid:durableId="1496065712">
-    <w:abstractNumId w:val="8"/>
-  </w:num>
-  <w:num w:numId="22" w16cid:durableId="2129621360">
-    <w:abstractNumId w:val="10"/>
-  </w:num>
-  <w:num w:numId="23" w16cid:durableId="1388454150">
-    <w:abstractNumId w:val="1"/>
+  <w:num w:numId="41" w16cid:durableId="251163416">
+    <w:abstractNumId w:val="24"/>
   </w:num>
 </w:numbering>
 </file>
@@ -4344,6 +7212,7 @@
   <w:style w:type="character" w:default="1" w:styleId="DefaultParagraphFont">
     <w:name w:val="Default Paragraph Font"/>
     <w:uiPriority w:val="1"/>
+    <w:semiHidden/>
     <w:unhideWhenUsed/>
   </w:style>
   <w:style w:type="table" w:default="1" w:styleId="TableNormal">
